--- a/docs/proposal/main.docx
+++ b/docs/proposal/main.docx
@@ -46,42 +46,38 @@
     </w:p>
     <w:p>
       <w:pPr>
-        <w:pStyle w:val="Heading4"/>
-      </w:pPr>
-      <w:r>
-        <w:t xml:space="preserve">Application.</w:t>
-      </w:r>
-    </w:p>
-    <w:p>
-      <w:pPr>
         <w:pStyle w:val="FirstParagraph"/>
       </w:pPr>
       <w:r>
-        <w:t xml:space="preserve">We focus on teaching a robot arm that already manipulates one object to handle a</w:t>
-      </w:r>
-      <w:r>
-        <w:t xml:space="preserve"> </w:t>
-      </w:r>
-      <w:r>
-        <w:t xml:space="preserve">new one from videos alone, without recording new motor commands. This matters for</w:t>
-      </w:r>
-      <w:r>
-        <w:t xml:space="preserve"> </w:t>
-      </w:r>
-      <w:r>
-        <w:t xml:space="preserve">warehouse and home robots, where new items arrive constantly and teleoperating</w:t>
-      </w:r>
-      <w:r>
-        <w:t xml:space="preserve"> </w:t>
-      </w:r>
-      <w:r>
-        <w:t xml:space="preserve">each one is impractical. We study this in simulation with OCBench (UR5e arm,</w:t>
-      </w:r>
-      <w:r>
-        <w:t xml:space="preserve"> </w:t>
-      </w:r>
-      <w:r>
-        <w:t xml:space="preserve">Robotiq gripper)</w:t>
+        <w:rPr>
+          <w:b/>
+          <w:bCs/>
+        </w:rPr>
+        <w:t xml:space="preserve">Application.</w:t>
+      </w:r>
+      <w:r>
+        <w:t xml:space="preserve"> </w:t>
+      </w:r>
+      <w:r>
+        <w:t xml:space="preserve">We teach a robot arm that manipulates one object to handle new ones from videos</w:t>
+      </w:r>
+      <w:r>
+        <w:t xml:space="preserve"> </w:t>
+      </w:r>
+      <w:r>
+        <w:t xml:space="preserve">alone: warehouse and home robots meet new items constantly, and recording paired</w:t>
+      </w:r>
+      <w:r>
+        <w:t xml:space="preserve"> </w:t>
+      </w:r>
+      <w:r>
+        <w:t xml:space="preserve">images and motor commands for each requires operating the robot. We study this in</w:t>
+      </w:r>
+      <w:r>
+        <w:t xml:space="preserve"> </w:t>
+      </w:r>
+      <w:r>
+        <w:t xml:space="preserve">OCBench simulation (UR5e arm, Robotiq gripper)</w:t>
       </w:r>
       <w:r>
         <w:t xml:space="preserve"> </w:t>
@@ -100,30 +96,26 @@
     </w:p>
     <w:p>
       <w:pPr>
-        <w:pStyle w:val="Heading4"/>
+        <w:pStyle w:val="BodyText"/>
       </w:pPr>
       <w:r>
+        <w:rPr>
+          <w:b/>
+          <w:bCs/>
+        </w:rPr>
         <w:t xml:space="preserve">Problem and need.</w:t>
       </w:r>
-    </w:p>
-    <w:p>
-      <w:pPr>
-        <w:pStyle w:val="FirstParagraph"/>
-      </w:pPr>
-      <w:r>
-        <w:t xml:space="preserve">Visuomotor policies learn by imitating images paired with the motor commands that</w:t>
-      </w:r>
-      <w:r>
-        <w:t xml:space="preserve"> </w:t>
-      </w:r>
-      <w:r>
-        <w:t xml:space="preserve">produced them. Recording these commands requires teleoperation, which is slow and</w:t>
-      </w:r>
-      <w:r>
-        <w:t xml:space="preserve"> </w:t>
-      </w:r>
-      <w:r>
-        <w:t xml:space="preserve">costly: collecting 76k demonstrations took 50 people a year</w:t>
+      <w:r>
+        <w:t xml:space="preserve"> </w:t>
+      </w:r>
+      <w:r>
+        <w:t xml:space="preserve">Visuomotor policies imitate images paired with motor commands, and such pairs are</w:t>
+      </w:r>
+      <w:r>
+        <w:t xml:space="preserve"> </w:t>
+      </w:r>
+      <w:r>
+        <w:t xml:space="preserve">costly: 76k teleoperated demonstrations took 50 people a year</w:t>
       </w:r>
       <w:r>
         <w:t xml:space="preserve"> </w:t>
@@ -137,13 +129,13 @@
         </w:r>
       </w:hyperlink>
       <w:r>
-        <w:t xml:space="preserve">. Videos without commands are cheap (e.g., videos of the same robot generated</w:t>
-      </w:r>
-      <w:r>
-        <w:t xml:space="preserve"> </w:t>
-      </w:r>
-      <w:r>
-        <w:t xml:space="preserve">by world models or video generation models</w:t>
+        <w:t xml:space="preserve">. Videos without commands are cheap (e.g., generated by</w:t>
+      </w:r>
+      <w:r>
+        <w:t xml:space="preserve"> </w:t>
+      </w:r>
+      <w:r>
+        <w:t xml:space="preserve">world models or video generation models</w:t>
       </w:r>
       <w:r>
         <w:t xml:space="preserve"> </w:t>
@@ -157,19 +149,13 @@
         </w:r>
       </w:hyperlink>
       <w:r>
-        <w:t xml:space="preserve">), and inverse dynamics models (IDMs) let a</w:t>
-      </w:r>
-      <w:r>
-        <w:t xml:space="preserve"> </w:t>
-      </w:r>
-      <w:r>
-        <w:t xml:space="preserve">robot learn from them: trained on labeled demonstrations, an IDM infers the</w:t>
-      </w:r>
-      <w:r>
-        <w:t xml:space="preserve"> </w:t>
-      </w:r>
-      <w:r>
-        <w:t xml:space="preserve">command between two consecutive frames and labels videos for imitation</w:t>
+        <w:t xml:space="preserve">). An inverse</w:t>
+      </w:r>
+      <w:r>
+        <w:t xml:space="preserve"> </w:t>
+      </w:r>
+      <w:r>
+        <w:t xml:space="preserve">dynamics model (IDM), trained on few labeled demonstrations</w:t>
       </w:r>
       <w:r>
         <w:t xml:space="preserve"> </w:t>
@@ -183,7 +169,13 @@
         </w:r>
       </w:hyperlink>
       <w:r>
-        <w:t xml:space="preserve">,</w:t>
+        <w:t xml:space="preserve">, infers the command between consecutive frames and</w:t>
+      </w:r>
+      <w:r>
+        <w:t xml:space="preserve"> </w:t>
+      </w:r>
+      <w:r>
+        <w:t xml:space="preserve">labels such videos for imitation</w:t>
       </w:r>
       <w:r>
         <w:t xml:space="preserve"> </w:t>
@@ -197,7 +189,7 @@
         </w:r>
       </w:hyperlink>
       <w:r>
-        <w:t xml:space="preserve">, needing few labeled examples</w:t>
+        <w:t xml:space="preserve">,</w:t>
       </w:r>
       <w:r>
         <w:t xml:space="preserve"> </w:t>
@@ -211,19 +203,7 @@
         </w:r>
       </w:hyperlink>
       <w:r>
-        <w:t xml:space="preserve">. Our application adds one difficulty:</w:t>
-      </w:r>
-      <w:r>
-        <w:t xml:space="preserve"> </w:t>
-      </w:r>
-      <w:r>
-        <w:t xml:space="preserve">the videos show an object absent from the labeled demonstrations, so the IDM must</w:t>
-      </w:r>
-      <w:r>
-        <w:t xml:space="preserve"> </w:t>
-      </w:r>
-      <w:r>
-        <w:t xml:space="preserve">label images that differ from its training data. Formally, given labeled cube transitions</w:t>
+        <w:t xml:space="preserve">. Here the target videos show new objects, unlike the IDM’s training data. Formally, given labeled cube transitions</w:t>
       </w:r>
       <w:r>
         <w:t xml:space="preserve"> </w:t>
@@ -337,7 +317,7 @@
         <w:t xml:space="preserve"> </w:t>
       </w:r>
       <w:r>
-        <w:t xml:space="preserve">and unlabeled block videos</w:t>
+        <w:t xml:space="preserve">and unlabeled target videos</w:t>
       </w:r>
       <w:r>
         <w:t xml:space="preserve"> </w:t>
@@ -435,112 +415,123 @@
         <w:t xml:space="preserve"> </w:t>
       </w:r>
       <w:r>
-        <w:t xml:space="preserve">succeeds on the block under R1–R6, which requires labeling</w:t>
-      </w:r>
-      <w:r>
-        <w:t xml:space="preserve"> </w:t>
-      </w:r>
-      <m:oMath>
-        <m:sSub>
-          <m:e>
-            <m:r>
-              <m:rPr>
-                <m:scr m:val="script"/>
-                <m:sty m:val="p"/>
-              </m:rPr>
-              <m:t>D</m:t>
-            </m:r>
-          </m:e>
-          <m:sub>
-            <m:r>
-              <m:t>B</m:t>
-            </m:r>
-          </m:sub>
-        </m:sSub>
-      </m:oMath>
-      <w:r>
-        <w:t xml:space="preserve"> </w:t>
-      </w:r>
-      <w:r>
-        <w:t xml:space="preserve">accurately without block labels.</w:t>
+        <w:t xml:space="preserve">succeeds on the new objects under R1–R6.</w:t>
       </w:r>
     </w:p>
     <w:p>
       <w:pPr>
-        <w:pStyle w:val="Heading4"/>
+        <w:pStyle w:val="BodyText"/>
       </w:pPr>
       <w:r>
+        <w:rPr>
+          <w:b/>
+          <w:bCs/>
+        </w:rPr>
         <w:t xml:space="preserve">Constraints.</w:t>
       </w:r>
-    </w:p>
-    <w:p>
-      <w:pPr>
-        <w:pStyle w:val="FirstParagraph"/>
-      </w:pPr>
-      <w:r>
-        <w:t xml:space="preserve">The design must satisfy the requirements below (red values to be agreed).</w:t>
+      <w:r>
+        <w:t xml:space="preserve"> </w:t>
+      </w:r>
+      <w:r>
+        <w:rPr>
+          <w:rStyle w:val="TeamNote"/>
+        </w:rPr>
+        <w:t xml:space="preserve">Red values are still to be agreed.</w:t>
       </w:r>
     </w:p>
     <w:tbl>
       <w:tblPr>
         <w:tblStyle w:val="Table"/>
-        <w:tblW w:type="auto" w:w="0"/>
+        <w:tblW w:type="pct" w:w="5000"/>
+        <w:tblLayout w:type="fixed"/>
         <w:tblLook w:firstRow="1" w:lastRow="0" w:firstColumn="0" w:lastColumn="0" w:noHBand="0" w:noVBand="0" w:val="0020"/>
       </w:tblPr>
       <w:tblGrid>
-        <w:gridCol w:w="1980"/>
-        <w:gridCol w:w="1980"/>
-        <w:gridCol w:w="1980"/>
-        <w:gridCol w:w="1980"/>
+        <w:gridCol w:w="613"/>
+        <w:gridCol w:w="1227"/>
+        <w:gridCol w:w="4666"/>
+        <w:gridCol w:w="1412"/>
       </w:tblGrid>
       <w:tr>
         <w:trPr>
           <w:tblHeader w:val="on"/>
         </w:trPr>
         <w:tc>
-          <w:tcPr/>
-          <w:p>
-            <w:pPr>
-              <w:pStyle w:val="Compact"/>
-              <w:jc w:val="left"/>
-            </w:pPr>
-            <w:r>
+          <w:tcPr>
+            <w:tcBorders>
+              <w:bottom w:val="single" w:sz="12" w:space="0" w:color="000000"/>
+            </w:tcBorders>
+          </w:tcPr>
+          <w:p>
+            <w:pPr>
+              <w:pStyle w:val="Compact"/>
+              <w:jc w:val="left"/>
+            </w:pPr>
+            <w:r>
+              <w:rPr>
+                <w:b/>
+                <w:bCs/>
+              </w:rPr>
               <w:t xml:space="preserve">ID</w:t>
             </w:r>
           </w:p>
         </w:tc>
         <w:tc>
-          <w:tcPr/>
-          <w:p>
-            <w:pPr>
-              <w:pStyle w:val="Compact"/>
-              <w:jc w:val="left"/>
-            </w:pPr>
-            <w:r>
+          <w:tcPr>
+            <w:tcBorders>
+              <w:bottom w:val="single" w:sz="12" w:space="0" w:color="000000"/>
+            </w:tcBorders>
+          </w:tcPr>
+          <w:p>
+            <w:pPr>
+              <w:pStyle w:val="Compact"/>
+              <w:jc w:val="left"/>
+            </w:pPr>
+            <w:r>
+              <w:rPr>
+                <w:b/>
+                <w:bCs/>
+              </w:rPr>
               <w:t xml:space="preserve">Requirement</w:t>
             </w:r>
           </w:p>
         </w:tc>
         <w:tc>
-          <w:tcPr/>
-          <w:p>
-            <w:pPr>
-              <w:pStyle w:val="Compact"/>
-              <w:jc w:val="left"/>
-            </w:pPr>
-            <w:r>
+          <w:tcPr>
+            <w:tcBorders>
+              <w:bottom w:val="single" w:sz="12" w:space="0" w:color="000000"/>
+            </w:tcBorders>
+          </w:tcPr>
+          <w:p>
+            <w:pPr>
+              <w:pStyle w:val="Compact"/>
+              <w:jc w:val="left"/>
+            </w:pPr>
+            <w:r>
+              <w:rPr>
+                <w:b/>
+                <w:bCs/>
+              </w:rPr>
               <w:t xml:space="preserve">Definition</w:t>
             </w:r>
           </w:p>
         </w:tc>
         <w:tc>
-          <w:tcPr/>
-          <w:p>
-            <w:pPr>
-              <w:pStyle w:val="Compact"/>
-              <w:jc w:val="left"/>
-            </w:pPr>
-            <w:r>
+          <w:tcPr>
+            <w:tcBorders>
+              <w:bottom w:val="single" w:sz="12" w:space="0" w:color="000000"/>
+            </w:tcBorders>
+          </w:tcPr>
+          <w:p>
+            <w:pPr>
+              <w:pStyle w:val="Compact"/>
+              <w:jc w:val="left"/>
+            </w:pPr>
+            <w:r>
+              <w:rPr>
+                <w:b/>
+                <w:bCs/>
+              </w:rPr>
               <w:t xml:space="preserve">Target</w:t>
             </w:r>
           </w:p>
@@ -579,7 +570,7 @@
               <w:jc w:val="left"/>
             </w:pPr>
             <w:r>
-              <w:t xml:space="preserve">Block data are RGB frames only, without actions or states</w:t>
+              <w:t xml:space="preserve">Target data are RGB frames only</w:t>
             </w:r>
           </w:p>
         </w:tc>
@@ -591,7 +582,7 @@
               <w:jc w:val="left"/>
             </w:pPr>
             <w:r>
-              <w:t xml:space="preserve">block labels</w:t>
+              <w:t xml:space="preserve">Zero target labels</w:t>
             </w:r>
           </w:p>
         </w:tc>
@@ -688,7 +679,7 @@
               <w:jc w:val="left"/>
             </w:pPr>
             <w:r>
-              <w:t xml:space="preserve">Policy sees only images; no simulator state in any model</w:t>
+              <w:t xml:space="preserve">No simulator state in any learned model</w:t>
             </w:r>
           </w:p>
         </w:tc>
@@ -738,7 +729,7 @@
               <w:jc w:val="left"/>
             </w:pPr>
             <w:r>
-              <w:t xml:space="preserve">Block success, as share of the gap from cube-only to oracle</w:t>
+              <w:t xml:space="preserve">Success gain over the cube-only policy on each target, as a fraction of the oracle’s gain</w:t>
             </w:r>
           </w:p>
         </w:tc>
@@ -808,7 +799,7 @@
               <w:jc w:val="left"/>
             </w:pPr>
             <w:r>
-              <w:t xml:space="preserve">Drop in cube success after adding block data</w:t>
+              <w:t xml:space="preserve">Drop in cube success after adding target data</w:t>
             </w:r>
           </w:p>
         </w:tc>
@@ -878,19 +869,7 @@
               <w:jc w:val="left"/>
             </w:pPr>
             <w:r>
-              <w:t xml:space="preserve">Policy inference per step at</w:t>
-            </w:r>
-            <w:r>
-              <w:t xml:space="preserve"> </w:t>
-            </w:r>
-            <w:r>
-              <w:rPr>
-                <w:rStyle w:val="TeamNote"/>
-              </w:rPr>
-              <w:t xml:space="preserve">10</w:t>
-            </w:r>
-            <w:r>
-              <w:t xml:space="preserve"> Hz (offline IDM exempt)</w:t>
+              <w:t xml:space="preserve">Policy inference per call, within one 50 Hz control step (IDM offline)</w:t>
             </w:r>
           </w:p>
         </w:tc>
@@ -916,7 +895,7 @@
               <w:rPr>
                 <w:rStyle w:val="TeamNote"/>
               </w:rPr>
-              <w:t xml:space="preserve">100</w:t>
+              <w:t xml:space="preserve">20</w:t>
             </w:r>
             <w:r>
               <w:t xml:space="preserve"> ms</w:t>
@@ -935,86 +914,282 @@
     </w:p>
     <w:p>
       <w:pPr>
-        <w:pStyle w:val="Heading4"/>
+        <w:pStyle w:val="FirstParagraph"/>
       </w:pPr>
       <w:r>
+        <w:rPr>
+          <w:b/>
+          <w:bCs/>
+        </w:rPr>
         <w:t xml:space="preserve">Goals.</w:t>
+      </w:r>
+      <w:r>
+        <w:t xml:space="preserve"> </w:t>
+      </w:r>
+      <w:r>
+        <w:t xml:space="preserve">Meet R4 and R5 on each new object with an image-only policy trained on cube</w:t>
+      </w:r>
+      <w:r>
+        <w:t xml:space="preserve"> </w:t>
+      </w:r>
+      <w:r>
+        <w:t xml:space="preserve">demonstrations and action-free target videos; R1–R3 hold by design and R6 is</w:t>
+      </w:r>
+      <w:r>
+        <w:t xml:space="preserve"> </w:t>
+      </w:r>
+      <w:r>
+        <w:t xml:space="preserve">measured.</w:t>
       </w:r>
     </w:p>
     <w:p>
       <w:pPr>
-        <w:pStyle w:val="FirstParagraph"/>
+        <w:pStyle w:val="BodyText"/>
       </w:pPr>
       <w:r>
-        <w:t xml:space="preserve">Train an image-only policy for the block from cube demonstrations and block</w:t>
-      </w:r>
-      <w:r>
-        <w:t xml:space="preserve"> </w:t>
-      </w:r>
-      <w:r>
-        <w:t xml:space="preserve">videos alone. R4 and R5 are the performance targets; R1–R3 and R6 hold by design.</w:t>
+        <w:rPr>
+          <w:b/>
+          <w:bCs/>
+        </w:rPr>
+        <w:t xml:space="preserve">Scope.</w:t>
+      </w:r>
+      <w:r>
+        <w:t xml:space="preserve"> </w:t>
+      </w:r>
+      <w:r>
+        <w:t xml:space="preserve">We use OCBench’s visual single-block task; the source is its default</w:t>
+      </w:r>
+      <w:r>
+        <w:t xml:space="preserve"> </w:t>
+      </w:r>
+      <m:oMath>
+        <m:r>
+          <m:t>6</m:t>
+        </m:r>
+        <m:r>
+          <m:rPr>
+            <m:sty m:val="p"/>
+          </m:rPr>
+          <m:t>×</m:t>
+        </m:r>
+        <m:r>
+          <m:t>6</m:t>
+        </m:r>
+        <m:r>
+          <m:rPr>
+            <m:sty m:val="p"/>
+          </m:rPr>
+          <m:t>×</m:t>
+        </m:r>
+        <m:r>
+          <m:t>6</m:t>
+        </m:r>
+      </m:oMath>
+      <w:r>
+        <w:t xml:space="preserve"> cm red cube.</w:t>
+      </w:r>
+      <w:r>
+        <w:t xml:space="preserve"> </w:t>
+      </w:r>
+      <w:r>
+        <w:rPr>
+          <w:rStyle w:val="TeamReview"/>
+        </w:rPr>
+        <w:t xml:space="preserve">The targets separate the factors: (A) a</w:t>
+      </w:r>
+      <w:r>
+        <w:rPr>
+          <w:rStyle w:val="TeamReview"/>
+        </w:rPr>
+        <w:t xml:space="preserve"> </w:t>
+      </w:r>
+      <m:oMath>
+        <m:r>
+          <m:t>6</m:t>
+        </m:r>
+        <m:r>
+          <m:rPr>
+            <m:sty m:val="p"/>
+          </m:rPr>
+          <m:t>×</m:t>
+        </m:r>
+        <m:r>
+          <m:t>6</m:t>
+        </m:r>
+        <m:r>
+          <m:rPr>
+            <m:sty m:val="p"/>
+          </m:rPr>
+          <m:t>×</m:t>
+        </m:r>
+        <m:r>
+          <m:t>6</m:t>
+        </m:r>
+      </m:oMath>
+      <w:r>
+        <w:rPr>
+          <w:rStyle w:val="TeamReview"/>
+        </w:rPr>
+        <w:t xml:space="preserve"> cm blue cube (appearance only), (B) a</w:t>
+      </w:r>
+      <w:r>
+        <w:rPr>
+          <w:rStyle w:val="TeamReview"/>
+        </w:rPr>
+        <w:t xml:space="preserve"> </w:t>
+      </w:r>
+      <m:oMath>
+        <m:r>
+          <m:t>9</m:t>
+        </m:r>
+        <m:r>
+          <m:rPr>
+            <m:sty m:val="p"/>
+          </m:rPr>
+          <m:t>×</m:t>
+        </m:r>
+        <m:r>
+          <m:t>6</m:t>
+        </m:r>
+        <m:r>
+          <m:rPr>
+            <m:sty m:val="p"/>
+          </m:rPr>
+          <m:t>×</m:t>
+        </m:r>
+        <m:r>
+          <m:t>6</m:t>
+        </m:r>
+      </m:oMath>
+      <w:r>
+        <w:rPr>
+          <w:rStyle w:val="TeamReview"/>
+        </w:rPr>
+        <w:t xml:space="preserve"> cm red block (geometry, same grasp width), (C) a</w:t>
+      </w:r>
+      <w:r>
+        <w:rPr>
+          <w:rStyle w:val="TeamReview"/>
+        </w:rPr>
+        <w:t xml:space="preserve"> </w:t>
+      </w:r>
+      <m:oMath>
+        <m:r>
+          <m:t>9</m:t>
+        </m:r>
+        <m:r>
+          <m:rPr>
+            <m:sty m:val="p"/>
+          </m:rPr>
+          <m:t>×</m:t>
+        </m:r>
+        <m:r>
+          <m:t>7</m:t>
+        </m:r>
+        <m:r>
+          <m:rPr>
+            <m:sty m:val="p"/>
+          </m:rPr>
+          <m:t>×</m:t>
+        </m:r>
+        <m:r>
+          <m:t>6</m:t>
+        </m:r>
+      </m:oMath>
+      <w:r>
+        <w:rPr>
+          <w:rStyle w:val="TeamReview"/>
+        </w:rPr>
+        <w:t xml:space="preserve"> cm red block (geometry and grasp width), and, optionally,</w:t>
+      </w:r>
+      <w:r>
+        <w:rPr>
+          <w:rStyle w:val="TeamReview"/>
+        </w:rPr>
+        <w:t xml:space="preserve"> </w:t>
+      </w:r>
+      <w:r>
+        <w:rPr>
+          <w:rStyle w:val="TeamReview"/>
+        </w:rPr>
+        <w:t xml:space="preserve">(D) a</w:t>
+      </w:r>
+      <w:r>
+        <w:rPr>
+          <w:rStyle w:val="TeamReview"/>
+        </w:rPr>
+        <w:t xml:space="preserve"> </w:t>
+      </w:r>
+      <m:oMath>
+        <m:r>
+          <m:t>9</m:t>
+        </m:r>
+        <m:r>
+          <m:rPr>
+            <m:sty m:val="p"/>
+          </m:rPr>
+          <m:t>×</m:t>
+        </m:r>
+        <m:r>
+          <m:t>7</m:t>
+        </m:r>
+        <m:r>
+          <m:rPr>
+            <m:sty m:val="p"/>
+          </m:rPr>
+          <m:t>×</m:t>
+        </m:r>
+        <m:r>
+          <m:t>6</m:t>
+        </m:r>
+      </m:oMath>
+      <w:r>
+        <w:rPr>
+          <w:rStyle w:val="TeamReview"/>
+        </w:rPr>
+        <w:t xml:space="preserve"> cm blue block (all combined).</w:t>
+      </w:r>
+      <w:r>
+        <w:t xml:space="preserve"> </w:t>
+      </w:r>
+      <w:r>
+        <w:t xml:space="preserve">Expert grasps are</w:t>
+      </w:r>
+      <w:r>
+        <w:t xml:space="preserve"> </w:t>
+      </w:r>
+      <w:r>
+        <w:t xml:space="preserve">adapted to each; robot, cameras, lighting, and task stay fixed. Human videos,</w:t>
+      </w:r>
+      <w:r>
+        <w:t xml:space="preserve"> </w:t>
+      </w:r>
+      <w:r>
+        <w:t xml:space="preserve">real hardware, and large pretrained models are out of scope.</w:t>
       </w:r>
     </w:p>
     <w:p>
       <w:pPr>
-        <w:pStyle w:val="Heading4"/>
+        <w:pStyle w:val="BodyText"/>
       </w:pPr>
       <w:r>
-        <w:t xml:space="preserve">Scope.</w:t>
-      </w:r>
-    </w:p>
-    <w:p>
-      <w:pPr>
-        <w:pStyle w:val="FirstParagraph"/>
-      </w:pPr>
-      <w:r>
-        <w:t xml:space="preserve">We use the visual single-block task of OCBench. The source object is its cube; the</w:t>
-      </w:r>
-      <w:r>
-        <w:t xml:space="preserve"> </w:t>
-      </w:r>
-      <w:r>
-        <w:t xml:space="preserve">target is a new elongated block, with adapted expert grasps. Cameras, lighting,</w:t>
-      </w:r>
-      <w:r>
-        <w:t xml:space="preserve"> </w:t>
-      </w:r>
-      <w:r>
-        <w:t xml:space="preserve">goal, and initial positions stay fixed, so the object is the only change. Human</w:t>
-      </w:r>
-      <w:r>
-        <w:t xml:space="preserve"> </w:t>
-      </w:r>
-      <w:r>
-        <w:t xml:space="preserve">videos, real hardware, other shifts, and large pretrained models are out of scope.</w:t>
-      </w:r>
-    </w:p>
-    <w:p>
-      <w:pPr>
-        <w:pStyle w:val="Heading4"/>
-      </w:pPr>
-      <w:r>
+        <w:rPr>
+          <w:b/>
+          <w:bCs/>
+        </w:rPr>
         <w:t xml:space="preserve">Proposed solution.</w:t>
       </w:r>
-    </w:p>
-    <w:p>
-      <w:pPr>
-        <w:pStyle w:val="FirstParagraph"/>
-      </w:pPr>
-      <w:r>
-        <w:t xml:space="preserve">We adapt the IDM to the block before labeling. Since the arm looks the same in</w:t>
-      </w:r>
-      <w:r>
-        <w:t xml:space="preserve"> </w:t>
-      </w:r>
-      <w:r>
-        <w:t xml:space="preserve">both domains and only the object changes, the IDM receives each frame with its</w:t>
-      </w:r>
-      <w:r>
-        <w:t xml:space="preserve"> </w:t>
-      </w:r>
-      <w:r>
-        <w:t xml:space="preserve">difference to the next, emphasizing arm motion, and domain-adversarial training</w:t>
+      <w:r>
+        <w:t xml:space="preserve"> </w:t>
+      </w:r>
+      <w:r>
+        <w:t xml:space="preserve">We adapt the IDM to each target before labeling its videos. The IDM sees frame differences, which emphasize the unchanged arm, and</w:t>
+      </w:r>
+      <w:r>
+        <w:t xml:space="preserve"> </w:t>
+      </w:r>
+      <w:r>
+        <w:t xml:space="preserve">domain-adversarial training</w:t>
       </w:r>
       <w:r>
         <w:t xml:space="preserve"> </w:t>
@@ -1031,19 +1206,46 @@
         <w:t xml:space="preserve"> </w:t>
       </w:r>
       <w:r>
-        <w:t xml:space="preserve">makes the remaining features indistinguishable between cube</w:t>
-      </w:r>
-      <w:r>
-        <w:t xml:space="preserve"> </w:t>
-      </w:r>
-      <w:r>
-        <w:t xml:space="preserve">and block while they still predict cube commands. The adapted IDM labels the</w:t>
-      </w:r>
-      <w:r>
-        <w:t xml:space="preserve"> </w:t>
-      </w:r>
-      <w:r>
-        <w:t xml:space="preserve">block videos for policy training; we also compare aligning the policy instead.</w:t>
+        <w:t xml:space="preserve">makes its features</w:t>
+      </w:r>
+      <w:r>
+        <w:t xml:space="preserve"> </w:t>
+      </w:r>
+      <w:r>
+        <w:t xml:space="preserve">indistinguishable between cube and target frames while still predicting cube</w:t>
+      </w:r>
+      <w:r>
+        <w:t xml:space="preserve"> </w:t>
+      </w:r>
+      <w:r>
+        <w:t xml:space="preserve">actions. One policy per target then trains on cube demonstrations plus pseudo-labeled</w:t>
+      </w:r>
+      <w:r>
+        <w:t xml:space="preserve"> </w:t>
+      </w:r>
+      <w:r>
+        <w:t xml:space="preserve">target videos.</w:t>
+      </w:r>
+      <w:r>
+        <w:t xml:space="preserve"> </w:t>
+      </w:r>
+      <w:r>
+        <w:rPr>
+          <w:rStyle w:val="TeamReview"/>
+        </w:rPr>
+        <w:t xml:space="preserve">Adaptation should help most on A, whose</w:t>
+      </w:r>
+      <w:r>
+        <w:rPr>
+          <w:rStyle w:val="TeamReview"/>
+        </w:rPr>
+        <w:t xml:space="preserve"> </w:t>
+      </w:r>
+      <w:r>
+        <w:rPr>
+          <w:rStyle w:val="TeamReview"/>
+        </w:rPr>
+        <w:t xml:space="preserve">actions match the cube’s.</w:t>
       </w:r>
     </w:p>
     <w:p>
@@ -1056,10 +1258,526 @@
     </w:p>
     <w:p>
       <w:pPr>
-        <w:pStyle w:val="Heading4"/>
+        <w:pStyle w:val="FirstParagraph"/>
       </w:pPr>
       <w:r>
+        <w:rPr>
+          <w:b/>
+          <w:bCs/>
+        </w:rPr>
         <w:t xml:space="preserve">Design and implementation.</w:t>
+      </w:r>
+      <w:r>
+        <w:t xml:space="preserve"> </w:t>
+      </w:r>
+      <w:r>
+        <w:rPr>
+          <w:rStyle w:val="TeamReview"/>
+        </w:rPr>
+        <w:t xml:space="preserve">Observations are</w:t>
+      </w:r>
+      <w:r>
+        <w:rPr>
+          <w:rStyle w:val="TeamReview"/>
+        </w:rPr>
+        <w:t xml:space="preserve"> </w:t>
+      </w:r>
+      <m:oMath>
+        <m:r>
+          <m:t>224</m:t>
+        </m:r>
+        <m:r>
+          <m:rPr>
+            <m:sty m:val="p"/>
+          </m:rPr>
+          <m:t>×</m:t>
+        </m:r>
+        <m:r>
+          <m:t>224</m:t>
+        </m:r>
+      </m:oMath>
+      <w:r>
+        <w:rPr>
+          <w:rStyle w:val="TeamReview"/>
+        </w:rPr>
+        <w:t xml:space="preserve"> </w:t>
+      </w:r>
+      <w:r>
+        <w:rPr>
+          <w:rStyle w:val="TeamReview"/>
+        </w:rPr>
+        <w:t xml:space="preserve">images from the front, side, and wrist</w:t>
+      </w:r>
+      <w:r>
+        <w:rPr>
+          <w:rStyle w:val="TeamReview"/>
+        </w:rPr>
+        <w:t xml:space="preserve"> </w:t>
+      </w:r>
+      <w:r>
+        <w:rPr>
+          <w:rStyle w:val="TeamReview"/>
+        </w:rPr>
+        <w:t xml:space="preserve">cameras; actions are seven normalized joint and gripper increments at 50 Hz. The</w:t>
+      </w:r>
+      <w:r>
+        <w:rPr>
+          <w:rStyle w:val="TeamReview"/>
+        </w:rPr>
+        <w:t xml:space="preserve"> </w:t>
+      </w:r>
+      <w:r>
+        <w:rPr>
+          <w:rStyle w:val="TeamReview"/>
+        </w:rPr>
+        <w:t xml:space="preserve">IDM’s convolutional encoder, shared across cameras, embeds</w:t>
+      </w:r>
+      <w:r>
+        <w:rPr>
+          <w:rStyle w:val="TeamReview"/>
+        </w:rPr>
+        <w:t xml:space="preserve"> </w:t>
+      </w:r>
+      <m:oMath>
+        <m:sSub>
+          <m:e>
+            <m:r>
+              <m:t>o</m:t>
+            </m:r>
+          </m:e>
+          <m:sub>
+            <m:r>
+              <m:t>t</m:t>
+            </m:r>
+          </m:sub>
+        </m:sSub>
+      </m:oMath>
+      <w:r>
+        <w:rPr>
+          <w:rStyle w:val="TeamReview"/>
+        </w:rPr>
+        <w:t xml:space="preserve">,</w:t>
+      </w:r>
+      <w:r>
+        <w:rPr>
+          <w:rStyle w:val="TeamReview"/>
+        </w:rPr>
+        <w:t xml:space="preserve"> </w:t>
+      </w:r>
+      <m:oMath>
+        <m:sSub>
+          <m:e>
+            <m:r>
+              <m:t>o</m:t>
+            </m:r>
+          </m:e>
+          <m:sub>
+            <m:r>
+              <m:t>t</m:t>
+            </m:r>
+            <m:r>
+              <m:rPr>
+                <m:sty m:val="p"/>
+              </m:rPr>
+              <m:t>+</m:t>
+            </m:r>
+            <m:r>
+              <m:t>1</m:t>
+            </m:r>
+          </m:sub>
+        </m:sSub>
+      </m:oMath>
+      <w:r>
+        <w:rPr>
+          <w:rStyle w:val="TeamReview"/>
+        </w:rPr>
+        <w:t xml:space="preserve">, and</w:t>
+      </w:r>
+      <w:r>
+        <w:rPr>
+          <w:rStyle w:val="TeamReview"/>
+        </w:rPr>
+        <w:t xml:space="preserve"> </w:t>
+      </w:r>
+      <w:r>
+        <w:rPr>
+          <w:rStyle w:val="TeamReview"/>
+        </w:rPr>
+        <w:t xml:space="preserve">their difference, and an MLP regresses</w:t>
+      </w:r>
+      <w:r>
+        <w:rPr>
+          <w:rStyle w:val="TeamReview"/>
+        </w:rPr>
+        <w:t xml:space="preserve"> </w:t>
+      </w:r>
+      <m:oMath>
+        <m:sSub>
+          <m:e>
+            <m:r>
+              <m:t>a</m:t>
+            </m:r>
+          </m:e>
+          <m:sub>
+            <m:r>
+              <m:t>t</m:t>
+            </m:r>
+          </m:sub>
+        </m:sSub>
+      </m:oMath>
+      <w:r>
+        <w:rPr>
+          <w:rStyle w:val="TeamReview"/>
+        </w:rPr>
+        <w:t xml:space="preserve"> </w:t>
+      </w:r>
+      <w:r>
+        <w:rPr>
+          <w:rStyle w:val="TeamReview"/>
+        </w:rPr>
+        <w:t xml:space="preserve">with mean squared error. A</w:t>
+      </w:r>
+      <w:r>
+        <w:rPr>
+          <w:rStyle w:val="TeamReview"/>
+        </w:rPr>
+        <w:t xml:space="preserve"> </w:t>
+      </w:r>
+      <w:r>
+        <w:rPr>
+          <w:rStyle w:val="TeamReview"/>
+        </w:rPr>
+        <w:t xml:space="preserve">discriminator classifies these features as cube or target (binary</w:t>
+      </w:r>
+      <w:r>
+        <w:rPr>
+          <w:rStyle w:val="TeamReview"/>
+        </w:rPr>
+        <w:t xml:space="preserve"> </w:t>
+      </w:r>
+      <w:r>
+        <w:rPr>
+          <w:rStyle w:val="TeamReview"/>
+        </w:rPr>
+        <w:t xml:space="preserve">cross-entropy); a gradient reversal layer returns its gradient to the encoder</w:t>
+      </w:r>
+      <w:r>
+        <w:rPr>
+          <w:rStyle w:val="TeamReview"/>
+        </w:rPr>
+        <w:t xml:space="preserve"> </w:t>
+      </w:r>
+      <w:r>
+        <w:rPr>
+          <w:rStyle w:val="TeamReview"/>
+        </w:rPr>
+        <w:t xml:space="preserve">with flipped sign, scaled by a weight</w:t>
+      </w:r>
+      <w:r>
+        <w:rPr>
+          <w:rStyle w:val="TeamReview"/>
+        </w:rPr>
+        <w:t xml:space="preserve"> </w:t>
+      </w:r>
+      <m:oMath>
+        <m:r>
+          <m:t>λ</m:t>
+        </m:r>
+      </m:oMath>
+      <w:r>
+        <w:rPr>
+          <w:rStyle w:val="TeamReview"/>
+        </w:rPr>
+        <w:t xml:space="preserve"> </w:t>
+      </w:r>
+      <w:r>
+        <w:rPr>
+          <w:rStyle w:val="TeamReview"/>
+        </w:rPr>
+        <w:t xml:space="preserve">that ramps up as in DANN;</w:t>
+      </w:r>
+      <w:r>
+        <w:rPr>
+          <w:rStyle w:val="TeamReview"/>
+        </w:rPr>
+        <w:t xml:space="preserve"> </w:t>
+      </w:r>
+      <m:oMath>
+        <m:r>
+          <m:t>λ</m:t>
+        </m:r>
+        <m:r>
+          <m:rPr>
+            <m:sty m:val="p"/>
+          </m:rPr>
+          <m:t>=</m:t>
+        </m:r>
+        <m:r>
+          <m:t>0</m:t>
+        </m:r>
+      </m:oMath>
+      <w:r>
+        <w:rPr>
+          <w:rStyle w:val="TeamReview"/>
+        </w:rPr>
+        <w:t xml:space="preserve"> </w:t>
+      </w:r>
+      <w:r>
+        <w:rPr>
+          <w:rStyle w:val="TeamReview"/>
+        </w:rPr>
+        <w:t xml:space="preserve">gives the unadapted IDM. The policy shares the encoder, takes</w:t>
+      </w:r>
+      <w:r>
+        <w:rPr>
+          <w:rStyle w:val="TeamReview"/>
+        </w:rPr>
+        <w:t xml:space="preserve"> </w:t>
+      </w:r>
+      <m:oMath>
+        <m:sSub>
+          <m:e>
+            <m:r>
+              <m:t>o</m:t>
+            </m:r>
+          </m:e>
+          <m:sub>
+            <m:r>
+              <m:t>t</m:t>
+            </m:r>
+          </m:sub>
+        </m:sSub>
+      </m:oMath>
+      <w:r>
+        <w:rPr>
+          <w:rStyle w:val="TeamReview"/>
+        </w:rPr>
+        <w:t xml:space="preserve">,</w:t>
+      </w:r>
+      <w:r>
+        <w:rPr>
+          <w:rStyle w:val="TeamReview"/>
+        </w:rPr>
+        <w:t xml:space="preserve"> </w:t>
+      </w:r>
+      <w:r>
+        <w:rPr>
+          <w:rStyle w:val="TeamReview"/>
+        </w:rPr>
+        <w:t xml:space="preserve">and is trained with flow matching to predict the next</w:t>
+      </w:r>
+      <w:r>
+        <w:rPr>
+          <w:rStyle w:val="TeamReview"/>
+        </w:rPr>
+        <w:t xml:space="preserve"> </w:t>
+      </w:r>
+      <w:r>
+        <w:rPr>
+          <w:rStyle w:val="TeamNote"/>
+        </w:rPr>
+        <w:t xml:space="preserve">25</w:t>
+      </w:r>
+      <w:r>
+        <w:rPr>
+          <w:rStyle w:val="TeamReview"/>
+        </w:rPr>
+        <w:t xml:space="preserve"> </w:t>
+      </w:r>
+      <w:r>
+        <w:rPr>
+          <w:rStyle w:val="TeamReview"/>
+        </w:rPr>
+        <w:t xml:space="preserve">actions, executed</w:t>
+      </w:r>
+      <w:r>
+        <w:rPr>
+          <w:rStyle w:val="TeamReview"/>
+        </w:rPr>
+        <w:t xml:space="preserve"> </w:t>
+      </w:r>
+      <w:r>
+        <w:rPr>
+          <w:rStyle w:val="TeamReview"/>
+        </w:rPr>
+        <w:t xml:space="preserve">open loop as in OCBench</w:t>
+      </w:r>
+      <w:r>
+        <w:rPr>
+          <w:rStyle w:val="TeamReview"/>
+        </w:rPr>
+        <w:t xml:space="preserve"> </w:t>
+      </w:r>
+      <w:hyperlink w:anchor="ref_1">
+        <w:r>
+          <w:rPr>
+            <w:rStyle w:val="Hyperlink"/>
+          </w:rPr>
+          <w:t xml:space="preserve">[1]</w:t>
+        </w:r>
+      </w:hyperlink>
+      <w:r>
+        <w:rPr>
+          <w:rStyle w:val="TeamReview"/>
+        </w:rPr>
+        <w:t xml:space="preserve">. All methods share encoder, data, and</w:t>
+      </w:r>
+      <w:r>
+        <w:rPr>
+          <w:rStyle w:val="TeamReview"/>
+        </w:rPr>
+        <w:t xml:space="preserve"> </w:t>
+      </w:r>
+      <w:r>
+        <w:rPr>
+          <w:rStyle w:val="TeamReview"/>
+        </w:rPr>
+        <w:t xml:space="preserve">budget (PyTorch).</w:t>
+      </w:r>
+    </w:p>
+    <w:p>
+      <w:pPr>
+        <w:pStyle w:val="BodyText"/>
+      </w:pPr>
+      <w:r>
+        <w:rPr>
+          <w:b/>
+          <w:bCs/>
+        </w:rPr>
+        <w:t xml:space="preserve">Validation, testing, and evaluation.</w:t>
+      </w:r>
+      <w:r>
+        <w:t xml:space="preserve"> </w:t>
+      </w:r>
+      <w:r>
+        <w:rPr>
+          <w:rStyle w:val="TeamReview"/>
+        </w:rPr>
+        <w:t xml:space="preserve">Splits are made by episode. Target actions never select models: the</w:t>
+      </w:r>
+      <w:r>
+        <w:rPr>
+          <w:rStyle w:val="TeamReview"/>
+        </w:rPr>
+        <w:t xml:space="preserve"> </w:t>
+      </w:r>
+      <m:oMath>
+        <m:r>
+          <m:t>λ</m:t>
+        </m:r>
+      </m:oMath>
+      <w:r>
+        <w:rPr>
+          <w:rStyle w:val="TeamReview"/>
+        </w:rPr>
+        <w:t xml:space="preserve"> </w:t>
+      </w:r>
+      <w:r>
+        <w:rPr>
+          <w:rStyle w:val="TeamReview"/>
+        </w:rPr>
+        <w:t xml:space="preserve">schedule is fixed in advance, IDM checkpoints follow source validation</w:t>
+      </w:r>
+      <w:r>
+        <w:rPr>
+          <w:rStyle w:val="TeamReview"/>
+        </w:rPr>
+        <w:t xml:space="preserve"> </w:t>
+      </w:r>
+      <w:r>
+        <w:rPr>
+          <w:rStyle w:val="TeamReview"/>
+        </w:rPr>
+        <w:t xml:space="preserve">error, and policies train for a fixed number of steps. We report target success,</w:t>
+      </w:r>
+      <w:r>
+        <w:rPr>
+          <w:rStyle w:val="TeamReview"/>
+        </w:rPr>
+        <w:t xml:space="preserve"> </w:t>
+      </w:r>
+      <w:r>
+        <w:rPr>
+          <w:rStyle w:val="TeamReview"/>
+        </w:rPr>
+        <w:t xml:space="preserve">cube retention, per-component IDM error, and latency over three seeds and 100</w:t>
+      </w:r>
+      <w:r>
+        <w:rPr>
+          <w:rStyle w:val="TeamReview"/>
+        </w:rPr>
+        <w:t xml:space="preserve"> </w:t>
+      </w:r>
+      <w:r>
+        <w:rPr>
+          <w:rStyle w:val="TeamReview"/>
+        </w:rPr>
+        <w:t xml:space="preserve">episodes per method and object, with identical initial states.</w:t>
+      </w:r>
+    </w:p>
+    <w:p>
+      <w:pPr>
+        <w:pStyle w:val="BodyText"/>
+      </w:pPr>
+      <w:r>
+        <w:rPr>
+          <w:b/>
+          <w:bCs/>
+        </w:rPr>
+        <w:t xml:space="preserve">Alternatives.</w:t>
+      </w:r>
+      <w:r>
+        <w:t xml:space="preserve"> </w:t>
+      </w:r>
+      <w:r>
+        <w:rPr>
+          <w:rStyle w:val="TeamReview"/>
+        </w:rPr>
+        <w:t xml:space="preserve">We compare (a) a cube-only behavioral cloning policy, (b) an unadapted</w:t>
+      </w:r>
+      <w:r>
+        <w:rPr>
+          <w:rStyle w:val="TeamReview"/>
+        </w:rPr>
+        <w:t xml:space="preserve"> </w:t>
+      </w:r>
+      <w:r>
+        <w:rPr>
+          <w:rStyle w:val="TeamReview"/>
+        </w:rPr>
+        <w:t xml:space="preserve">IDM, (c) our adversarial IDM, and (d) an oracle trained with true target actions;</w:t>
+      </w:r>
+      <w:r>
+        <w:rPr>
+          <w:rStyle w:val="TeamReview"/>
+        </w:rPr>
+        <w:t xml:space="preserve"> </w:t>
+      </w:r>
+      <w:r>
+        <w:rPr>
+          <w:rStyle w:val="TeamReview"/>
+        </w:rPr>
+        <w:t xml:space="preserve">optionally, (e) applies the alignment to the policy encoder instead. (b) versus</w:t>
+      </w:r>
+      <w:r>
+        <w:rPr>
+          <w:rStyle w:val="TeamReview"/>
+        </w:rPr>
+        <w:t xml:space="preserve"> </w:t>
+      </w:r>
+      <w:r>
+        <w:rPr>
+          <w:rStyle w:val="TeamReview"/>
+        </w:rPr>
+        <w:t xml:space="preserve">(c) isolates adaptation; (a) and (d) anchor R4.</w:t>
+      </w:r>
+    </w:p>
+    <w:p>
+      <w:pPr>
+        <w:pStyle w:val="Heading1"/>
+      </w:pPr>
+      <w:r>
+        <w:t xml:space="preserve">Feasibility and resources</w:t>
       </w:r>
     </w:p>
     <w:p>
@@ -1068,29 +1786,147 @@
       </w:pPr>
       <w:r>
         <w:rPr>
+          <w:b/>
+          <w:bCs/>
+        </w:rPr>
+        <w:t xml:space="preserve">Dataset, resources, and plan.</w:t>
+      </w:r>
+      <w:r>
+        <w:t xml:space="preserve"> </w:t>
+      </w:r>
+      <w:r>
+        <w:t xml:space="preserve">We generate all data in OCBench with MuJoCo:</w:t>
+      </w:r>
+      <w:r>
+        <w:t xml:space="preserve"> </w:t>
+      </w:r>
+      <w:r>
+        <w:rPr>
           <w:rStyle w:val="TeamNote"/>
         </w:rPr>
-        <w:t xml:space="preserve">[TO WRITE: A5–A6, about 110 words. Architecture of the proposed solution (inputs,</w:t>
+        <w:t xml:space="preserve">300</w:t>
+      </w:r>
+      <w:r>
+        <w:t xml:space="preserve"> </w:t>
+      </w:r>
+      <w:r>
+        <w:t xml:space="preserve">labeled cube demonstrations</w:t>
+      </w:r>
+      <w:r>
+        <w:t xml:space="preserve"> </w:t>
+      </w:r>
+      <w:r>
+        <w:t xml:space="preserve">and</w:t>
+      </w:r>
+      <w:r>
+        <w:t xml:space="preserve"> </w:t>
       </w:r>
       <w:r>
         <w:rPr>
           <w:rStyle w:val="TeamNote"/>
         </w:rPr>
+        <w:t xml:space="preserve">200</w:t>
+      </w:r>
+      <w:r>
+        <w:t xml:space="preserve"> </w:t>
+      </w:r>
+      <w:r>
+        <w:t xml:space="preserve">action-free videos per target, keeping true target actions only for</w:t>
+      </w:r>
+      <w:r>
+        <w:t xml:space="preserve"> </w:t>
+      </w:r>
+      <w:r>
+        <w:t xml:space="preserve">evaluation and the oracle; no licensing or ethics constraints apply. Training</w:t>
+      </w:r>
+      <w:r>
+        <w:t xml:space="preserve"> </w:t>
+      </w:r>
+      <w:r>
+        <w:t xml:space="preserve">uses one NVIDIA A10G GPU; the pilot estimates compute.</w:t>
+      </w:r>
+      <w:r>
+        <w:t xml:space="preserve"> </w:t>
+      </w:r>
+      <w:r>
+        <w:rPr>
+          <w:rStyle w:val="TeamReview"/>
+        </w:rPr>
+        <w:t xml:space="preserve">A pilot by</w:t>
+      </w:r>
+      <w:r>
+        <w:rPr>
+          <w:rStyle w:val="TeamReview"/>
+        </w:rPr>
         <w:t xml:space="preserve"> </w:t>
       </w:r>
       <w:r>
         <w:rPr>
           <w:rStyle w:val="TeamNote"/>
         </w:rPr>
-        <w:t xml:space="preserve">outputs, losses), how it is trained, and the tools used.]</w:t>
+        <w:t xml:space="preserve">October 21</w:t>
+      </w:r>
+      <w:r>
+        <w:rPr>
+          <w:rStyle w:val="TeamReview"/>
+        </w:rPr>
+        <w:t xml:space="preserve"> </w:t>
+      </w:r>
+      <w:r>
+        <w:rPr>
+          <w:rStyle w:val="TeamReview"/>
+        </w:rPr>
+        <w:t xml:space="preserve">checks expert success and, on the cube and each target, the</w:t>
+      </w:r>
+      <w:r>
+        <w:rPr>
+          <w:rStyle w:val="TeamReview"/>
+        </w:rPr>
+        <w:t xml:space="preserve"> </w:t>
+      </w:r>
+      <w:r>
+        <w:rPr>
+          <w:rStyle w:val="TeamReview"/>
+        </w:rPr>
+        <w:t xml:space="preserve">cube-only policy’s success and the IDM’s error.</w:t>
+      </w:r>
+      <w:r>
+        <w:t xml:space="preserve"> </w:t>
+      </w:r>
+      <w:r>
+        <w:t xml:space="preserve">Core methods follow by</w:t>
+      </w:r>
+      <w:r>
+        <w:t xml:space="preserve"> </w:t>
+      </w:r>
+      <w:r>
+        <w:rPr>
+          <w:rStyle w:val="TeamNote"/>
+        </w:rPr>
+        <w:t xml:space="preserve">November 1</w:t>
+      </w:r>
+      <w:r>
+        <w:t xml:space="preserve">; evaluation by</w:t>
+      </w:r>
+      <w:r>
+        <w:t xml:space="preserve"> </w:t>
+      </w:r>
+      <w:r>
+        <w:rPr>
+          <w:rStyle w:val="TeamNote"/>
+        </w:rPr>
+        <w:t xml:space="preserve">November 18</w:t>
+      </w:r>
+      <w:r>
+        <w:t xml:space="preserve">.</w:t>
       </w:r>
     </w:p>
     <w:p>
       <w:pPr>
-        <w:pStyle w:val="Heading4"/>
+        <w:pStyle w:val="Heading1"/>
       </w:pPr>
       <w:r>
-        <w:t xml:space="preserve">Validation, testing, and evaluation.</w:t>
+        <w:t xml:space="preserve">Risk analysis</w:t>
       </w:r>
     </w:p>
     <w:p>
@@ -1099,317 +1935,36 @@
       </w:pPr>
       <w:r>
         <w:rPr>
-          <w:rStyle w:val="TeamNote"/>
-        </w:rPr>
-        <w:t xml:space="preserve">[TO WRITE: A7, about 80 words. Data splits, model selection without block labels,</w:t>
-      </w:r>
-      <w:r>
-        <w:rPr>
-          <w:rStyle w:val="TeamNote"/>
-        </w:rPr>
-        <w:t xml:space="preserve"> </w:t>
-      </w:r>
-      <w:r>
-        <w:rPr>
-          <w:rStyle w:val="TeamNote"/>
-        </w:rPr>
-        <w:t xml:space="preserve">metrics tied to R1–R6, seeds and episodes (agreed: 3 seeds</w:t>
-      </w:r>
-      <w:r>
-        <w:rPr>
-          <w:rStyle w:val="TeamNote"/>
-        </w:rPr>
-        <w:t xml:space="preserve"> </w:t>
-      </w:r>
-      <m:oMath>
-        <m:r>
-          <m:rPr>
-            <m:sty m:val="p"/>
-          </m:rPr>
-          <m:t>×</m:t>
-        </m:r>
-      </m:oMath>
-      <w:r>
-        <w:rPr>
-          <w:rStyle w:val="TeamNote"/>
-        </w:rPr>
-        <w:t xml:space="preserve"> </w:t>
-      </w:r>
-      <w:r>
-        <w:rPr>
-          <w:rStyle w:val="TeamNote"/>
-        </w:rPr>
-        <w:t xml:space="preserve">100</w:t>
-      </w:r>
-      <w:r>
-        <w:rPr>
-          <w:rStyle w:val="TeamNote"/>
-        </w:rPr>
-        <w:t xml:space="preserve"> </w:t>
-      </w:r>
-      <w:r>
-        <w:rPr>
-          <w:rStyle w:val="TeamNote"/>
-        </w:rPr>
-        <w:t xml:space="preserve">evaluation episodes per method and object, from initial states shared by all</w:t>
-      </w:r>
-      <w:r>
-        <w:rPr>
-          <w:rStyle w:val="TeamNote"/>
-        </w:rPr>
-        <w:t xml:space="preserve"> </w:t>
-      </w:r>
-      <w:r>
-        <w:rPr>
-          <w:rStyle w:val="TeamNote"/>
-        </w:rPr>
-        <w:t xml:space="preserve">methods, fixed before seeing results).]</w:t>
-      </w:r>
-    </w:p>
-    <w:p>
-      <w:pPr>
-        <w:pStyle w:val="Heading4"/>
-      </w:pPr>
-      <w:r>
-        <w:t xml:space="preserve">Alternatives.</w:t>
-      </w:r>
-    </w:p>
-    <w:p>
-      <w:pPr>
-        <w:pStyle w:val="FirstParagraph"/>
-      </w:pPr>
-      <w:r>
-        <w:rPr>
-          <w:rStyle w:val="TeamNote"/>
-        </w:rPr>
-        <w:t xml:space="preserve">[TO WRITE: A8, about 100 words. Controls and baselines run on our data, and why the</w:t>
-      </w:r>
-      <w:r>
-        <w:rPr>
-          <w:rStyle w:val="TeamNote"/>
-        </w:rPr>
-        <w:t xml:space="preserve"> </w:t>
-      </w:r>
-      <w:r>
-        <w:rPr>
-          <w:rStyle w:val="TeamNote"/>
-        </w:rPr>
-        <w:t xml:space="preserve">proposed solution could be superior.]</w:t>
-      </w:r>
-    </w:p>
-    <w:p>
-      <w:pPr>
-        <w:pStyle w:val="Heading1"/>
-      </w:pPr>
-      <w:r>
-        <w:t xml:space="preserve">Feasibility and resources</w:t>
-      </w:r>
-    </w:p>
-    <w:p>
-      <w:pPr>
-        <w:pStyle w:val="Heading4"/>
-      </w:pPr>
-      <w:r>
-        <w:t xml:space="preserve">Dataset, resources, and plan.</w:t>
-      </w:r>
-    </w:p>
-    <w:p>
-      <w:pPr>
-        <w:pStyle w:val="FirstParagraph"/>
-      </w:pPr>
-      <w:r>
-        <w:t xml:space="preserve">We generate all data in OCBench on CPU MuJoCo:</w:t>
-      </w:r>
-      <w:r>
-        <w:t xml:space="preserve"> </w:t>
-      </w:r>
-      <w:r>
-        <w:rPr>
-          <w:rStyle w:val="TeamNote"/>
-        </w:rPr>
-        <w:t xml:space="preserve">300</w:t>
-      </w:r>
-      <w:r>
-        <w:t xml:space="preserve"> </w:t>
-      </w:r>
-      <w:r>
-        <w:t xml:space="preserve">labeled cube</w:t>
-      </w:r>
-      <w:r>
-        <w:t xml:space="preserve"> </w:t>
-      </w:r>
-      <w:r>
-        <w:t xml:space="preserve">demonstrations and</w:t>
-      </w:r>
-      <w:r>
-        <w:t xml:space="preserve"> </w:t>
-      </w:r>
-      <w:r>
-        <w:rPr>
-          <w:rStyle w:val="TeamNote"/>
-        </w:rPr>
-        <w:t xml:space="preserve">200</w:t>
-      </w:r>
-      <w:r>
-        <w:t xml:space="preserve"> </w:t>
-      </w:r>
-      <w:r>
-        <w:t xml:space="preserve">block videos, with true block actions stored only for</w:t>
-      </w:r>
-      <w:r>
-        <w:t xml:space="preserve"> </w:t>
-      </w:r>
-      <w:r>
-        <w:t xml:space="preserve">evaluation; no licensing or ethics constraints apply. Training needs one GPU</w:t>
-      </w:r>
-      <w:r>
-        <w:t xml:space="preserve"> </w:t>
-      </w:r>
-      <w:r>
-        <w:rPr>
-          <w:rStyle w:val="TeamNote"/>
-        </w:rPr>
-        <w:t xml:space="preserve">[TEAM: source to confirm]</w:t>
-      </w:r>
-      <w:r>
-        <w:t xml:space="preserve">, about</w:t>
-      </w:r>
-      <w:r>
-        <w:t xml:space="preserve"> </w:t>
-      </w:r>
-      <w:r>
-        <w:rPr>
-          <w:rStyle w:val="TeamNote"/>
-        </w:rPr>
-        <w:t xml:space="preserve">4</w:t>
-      </w:r>
-      <w:r>
-        <w:t xml:space="preserve"> </w:t>
-      </w:r>
-      <w:r>
-        <w:t xml:space="preserve">GPU-hours per run and</w:t>
-      </w:r>
-      <w:r>
-        <w:t xml:space="preserve"> </w:t>
-      </w:r>
-      <w:r>
-        <w:rPr>
-          <w:rStyle w:val="TeamNote"/>
-        </w:rPr>
-        <w:t xml:space="preserve">100</w:t>
-      </w:r>
-      <w:r>
-        <w:t xml:space="preserve"> </w:t>
-      </w:r>
-      <w:r>
-        <w:t xml:space="preserve">in</w:t>
-      </w:r>
-      <w:r>
-        <w:t xml:space="preserve"> </w:t>
-      </w:r>
-      <w:r>
-        <w:t xml:space="preserve">total. Open-source domain-adaptation and imitation code lowers</w:t>
-      </w:r>
-      <w:r>
-        <w:t xml:space="preserve"> </w:t>
-      </w:r>
-      <w:r>
-        <w:t xml:space="preserve">risk. A pilot by</w:t>
-      </w:r>
-      <w:r>
-        <w:t xml:space="preserve"> </w:t>
-      </w:r>
-      <w:r>
-        <w:rPr>
-          <w:rStyle w:val="TeamNote"/>
-        </w:rPr>
-        <w:t xml:space="preserve">October 21</w:t>
-      </w:r>
-      <w:r>
-        <w:t xml:space="preserve"> </w:t>
-      </w:r>
-      <w:r>
-        <w:t xml:space="preserve">checks the expert, the cube policy’s drop on the block, and the</w:t>
-      </w:r>
-      <w:r>
-        <w:t xml:space="preserve"> </w:t>
-      </w:r>
-      <w:r>
-        <w:t xml:space="preserve">growth of IDM error. Core methods</w:t>
-      </w:r>
-      <w:r>
-        <w:t xml:space="preserve"> </w:t>
-      </w:r>
-      <w:r>
-        <w:t xml:space="preserve">follow by</w:t>
-      </w:r>
-      <w:r>
-        <w:t xml:space="preserve"> </w:t>
-      </w:r>
-      <w:r>
-        <w:rPr>
-          <w:rStyle w:val="TeamNote"/>
-        </w:rPr>
-        <w:t xml:space="preserve">November 1</w:t>
-      </w:r>
-      <w:r>
-        <w:t xml:space="preserve">; evaluation by</w:t>
-      </w:r>
-      <w:r>
-        <w:t xml:space="preserve"> </w:t>
-      </w:r>
-      <w:r>
-        <w:rPr>
-          <w:rStyle w:val="TeamNote"/>
-        </w:rPr>
-        <w:t xml:space="preserve">November 18</w:t>
-      </w:r>
-      <w:r>
-        <w:t xml:space="preserve">.</w:t>
-      </w:r>
-    </w:p>
-    <w:p>
-      <w:pPr>
-        <w:pStyle w:val="Heading1"/>
-      </w:pPr>
-      <w:r>
-        <w:t xml:space="preserve">Risk analysis</w:t>
-      </w:r>
-    </w:p>
-    <w:p>
-      <w:pPr>
-        <w:pStyle w:val="Heading4"/>
-      </w:pPr>
-      <w:r>
+          <w:b/>
+          <w:bCs/>
+        </w:rPr>
         <w:t xml:space="preserve">Pitfalls and mitigation.</w:t>
       </w:r>
-    </w:p>
-    <w:p>
-      <w:pPr>
-        <w:pStyle w:val="FirstParagraph"/>
-      </w:pPr>
-      <w:r>
-        <w:t xml:space="preserve">The shift may be too small to matter, as robot and cameras are unchanged; the</w:t>
-      </w:r>
-      <w:r>
-        <w:t xml:space="preserve"> </w:t>
-      </w:r>
-      <w:r>
-        <w:t xml:space="preserve">pilot measures it, and we can enlarge the change. The block may need actions</w:t>
-      </w:r>
-      <w:r>
-        <w:t xml:space="preserve"> </w:t>
-      </w:r>
-      <w:r>
-        <w:t xml:space="preserve">absent from cube demonstrations; invariant features can then discard information</w:t>
-      </w:r>
-      <w:r>
-        <w:t xml:space="preserve"> </w:t>
-      </w:r>
-      <w:r>
-        <w:t xml:space="preserve">needed to predict them</w:t>
-      </w:r>
-      <w:r>
+      <w:r>
+        <w:t xml:space="preserve"> </w:t>
+      </w:r>
+      <w:r>
+        <w:rPr>
+          <w:rStyle w:val="TeamReview"/>
+        </w:rPr>
+        <w:t xml:space="preserve">Adversarial training aligns feature distributions, not the</w:t>
+      </w:r>
+      <w:r>
+        <w:rPr>
+          <w:rStyle w:val="TeamReview"/>
+        </w:rPr>
+        <w:t xml:space="preserve"> </w:t>
+      </w:r>
+      <w:r>
+        <w:rPr>
+          <w:rStyle w:val="TeamReview"/>
+        </w:rPr>
+        <w:t xml:space="preserve">action each feature maps to</w:t>
+      </w:r>
+      <w:r>
+        <w:rPr>
+          <w:rStyle w:val="TeamReview"/>
+        </w:rPr>
         <w:t xml:space="preserve"> </w:t>
       </w:r>
       <w:hyperlink w:anchor="ref_8">
@@ -1421,31 +1976,61 @@
         </w:r>
       </w:hyperlink>
       <w:r>
-        <w:t xml:space="preserve">, which per-component errors will</w:t>
-      </w:r>
-      <w:r>
-        <w:t xml:space="preserve"> </w:t>
-      </w:r>
-      <w:r>
-        <w:t xml:space="preserve">expose. Closed-loop failure is mitigated by chunking; expert failure on the</w:t>
-      </w:r>
-      <w:r>
-        <w:t xml:space="preserve"> </w:t>
-      </w:r>
-      <w:r>
-        <w:t xml:space="preserve">block, by shortening it. If alignment hurts, we report negative transfer. If time runs short, optional</w:t>
-      </w:r>
-      <w:r>
-        <w:t xml:space="preserve"> </w:t>
-      </w:r>
-      <w:r>
-        <w:t xml:space="preserve">baselines go first; the core comparison (cube-only policy, unadapted IDM, our</w:t>
-      </w:r>
-      <w:r>
-        <w:t xml:space="preserve"> </w:t>
-      </w:r>
-      <w:r>
-        <w:t xml:space="preserve">method, reference) stays.</w:t>
+        <w:rPr>
+          <w:rStyle w:val="TeamReview"/>
+        </w:rPr>
+        <w:t xml:space="preserve">; we expect actions to stay</w:t>
+      </w:r>
+      <w:r>
+        <w:rPr>
+          <w:rStyle w:val="TeamReview"/>
+        </w:rPr>
+        <w:t xml:space="preserve"> </w:t>
+      </w:r>
+      <w:r>
+        <w:rPr>
+          <w:rStyle w:val="TeamReview"/>
+        </w:rPr>
+        <w:t xml:space="preserve">readable from arm motion, which per-component errors will test.</w:t>
+      </w:r>
+      <w:r>
+        <w:t xml:space="preserve"> </w:t>
+      </w:r>
+      <w:r>
+        <w:t xml:space="preserve">If the expert</w:t>
+      </w:r>
+      <w:r>
+        <w:t xml:space="preserve"> </w:t>
+      </w:r>
+      <w:r>
+        <w:t xml:space="preserve">fails on a target, we adjust the object or grasp</w:t>
+      </w:r>
+      <w:r>
+        <w:rPr>
+          <w:rStyle w:val="TeamReview"/>
+        </w:rPr>
+        <w:t xml:space="preserve">; if the cube-only policy</w:t>
+      </w:r>
+      <w:r>
+        <w:rPr>
+          <w:rStyle w:val="TeamReview"/>
+        </w:rPr>
+        <w:t xml:space="preserve"> </w:t>
+      </w:r>
+      <w:r>
+        <w:rPr>
+          <w:rStyle w:val="TeamReview"/>
+        </w:rPr>
+        <w:t xml:space="preserve">fails on the cube, we use OCBench’s shorter lite variant</w:t>
+      </w:r>
+      <w:r>
+        <w:t xml:space="preserve">. If alignment hurts, we report negative transfer; optional experiments (D, e) go</w:t>
+      </w:r>
+      <w:r>
+        <w:t xml:space="preserve"> </w:t>
+      </w:r>
+      <w:r>
+        <w:t xml:space="preserve">first if time runs short.</w:t>
       </w:r>
     </w:p>
     <w:p>
@@ -1467,50 +2052,75 @@
     <w:tbl>
       <w:tblPr>
         <w:tblStyle w:val="Table"/>
-        <w:tblW w:type="auto" w:w="0"/>
+        <w:tblW w:type="pct" w:w="5000"/>
+        <w:tblLayout w:type="fixed"/>
         <w:tblLook w:firstRow="1" w:lastRow="0" w:firstColumn="0" w:lastColumn="0" w:noHBand="0" w:noVBand="0" w:val="0020"/>
       </w:tblPr>
       <w:tblGrid>
-        <w:gridCol w:w="2640"/>
-        <w:gridCol w:w="2640"/>
-        <w:gridCol w:w="2640"/>
+        <w:gridCol w:w="1148"/>
+        <w:gridCol w:w="2055"/>
+        <w:gridCol w:w="4715"/>
       </w:tblGrid>
       <w:tr>
         <w:trPr>
           <w:tblHeader w:val="on"/>
         </w:trPr>
         <w:tc>
-          <w:tcPr/>
-          <w:p>
-            <w:pPr>
-              <w:pStyle w:val="Compact"/>
-              <w:jc w:val="left"/>
-            </w:pPr>
-            <w:r>
+          <w:tcPr>
+            <w:tcBorders>
+              <w:bottom w:val="single" w:sz="12" w:space="0" w:color="000000"/>
+            </w:tcBorders>
+          </w:tcPr>
+          <w:p>
+            <w:pPr>
+              <w:pStyle w:val="Compact"/>
+              <w:jc w:val="left"/>
+            </w:pPr>
+            <w:r>
+              <w:rPr>
+                <w:b/>
+                <w:bCs/>
+              </w:rPr>
               <w:t xml:space="preserve">Member</w:t>
             </w:r>
           </w:p>
         </w:tc>
         <w:tc>
-          <w:tcPr/>
-          <w:p>
-            <w:pPr>
-              <w:pStyle w:val="Compact"/>
-              <w:jc w:val="left"/>
-            </w:pPr>
-            <w:r>
+          <w:tcPr>
+            <w:tcBorders>
+              <w:bottom w:val="single" w:sz="12" w:space="0" w:color="000000"/>
+            </w:tcBorders>
+          </w:tcPr>
+          <w:p>
+            <w:pPr>
+              <w:pStyle w:val="Compact"/>
+              <w:jc w:val="left"/>
+            </w:pPr>
+            <w:r>
+              <w:rPr>
+                <w:b/>
+                <w:bCs/>
+              </w:rPr>
               <w:t xml:space="preserve">Role</w:t>
             </w:r>
           </w:p>
         </w:tc>
         <w:tc>
-          <w:tcPr/>
-          <w:p>
-            <w:pPr>
-              <w:pStyle w:val="Compact"/>
-              <w:jc w:val="left"/>
-            </w:pPr>
-            <w:r>
+          <w:tcPr>
+            <w:tcBorders>
+              <w:bottom w:val="single" w:sz="12" w:space="0" w:color="000000"/>
+            </w:tcBorders>
+          </w:tcPr>
+          <w:p>
+            <w:pPr>
+              <w:pStyle w:val="Compact"/>
+              <w:jc w:val="left"/>
+            </w:pPr>
+            <w:r>
+              <w:rPr>
+                <w:b/>
+                <w:bCs/>
+              </w:rPr>
               <w:t xml:space="preserve">Tasks</w:t>
             </w:r>
           </w:p>
@@ -1540,7 +2150,7 @@
               <w:jc w:val="left"/>
             </w:pPr>
             <w:r>
-              <w:t xml:space="preserve">Simulation and data</w:t>
+              <w:t xml:space="preserve">Data and evaluation</w:t>
             </w:r>
           </w:p>
         </w:tc>
@@ -1552,7 +2162,7 @@
               <w:jc w:val="left"/>
             </w:pPr>
             <w:r>
-              <w:t xml:space="preserve">Block model, expert grasps, data generation, splits</w:t>
+              <w:t xml:space="preserve">Simulation, expert demos, datasets, splits, rollouts, metrics</w:t>
             </w:r>
           </w:p>
         </w:tc>
@@ -1581,7 +2191,7 @@
               <w:jc w:val="left"/>
             </w:pPr>
             <w:r>
-              <w:t xml:space="preserve">IDM and adaptation</w:t>
+              <w:t xml:space="preserve">Adversarial adaptation</w:t>
             </w:r>
           </w:p>
         </w:tc>
@@ -1593,7 +2203,7 @@
               <w:jc w:val="left"/>
             </w:pPr>
             <w:r>
-              <w:t xml:space="preserve">IDM, adaptation method, pseudo-label errors</w:t>
+              <w:t xml:space="preserve">Discriminator, adversarial training, tuning, experiments</w:t>
             </w:r>
           </w:p>
         </w:tc>
@@ -1622,7 +2232,7 @@
               <w:jc w:val="left"/>
             </w:pPr>
             <w:r>
-              <w:t xml:space="preserve">Policy and alternatives</w:t>
+              <w:t xml:space="preserve">Inverse dynamics model</w:t>
             </w:r>
           </w:p>
         </w:tc>
@@ -1634,7 +2244,7 @@
               <w:jc w:val="left"/>
             </w:pPr>
             <w:r>
-              <w:t xml:space="preserve">Policy, controls, alternative methods</w:t>
+              <w:t xml:space="preserve">IDM architecture and training, pseudo-labeling, error analysis</w:t>
             </w:r>
           </w:p>
         </w:tc>
@@ -1663,7 +2273,7 @@
               <w:jc w:val="left"/>
             </w:pPr>
             <w:r>
-              <w:t xml:space="preserve">Evaluation and integration</w:t>
+              <w:t xml:space="preserve">Baselines and alternatives</w:t>
             </w:r>
           </w:p>
         </w:tc>
@@ -1675,7 +2285,7 @@
               <w:jc w:val="left"/>
             </w:pPr>
             <w:r>
-              <w:t xml:space="preserve">Rollouts, statistics, requirement table, figures</w:t>
+              <w:t xml:space="preserve">Policy training, baselines, alternative methods, comparisons</w:t>
             </w:r>
           </w:p>
         </w:tc>
@@ -1731,7 +2341,7 @@
         <w:t xml:space="preserve">References</w:t>
       </w:r>
     </w:p>
-    <w:bookmarkStart w:id="28" w:name="ref_1"/>
+    <w:bookmarkStart w:id="17" w:name="ref_1"/>
     <w:p>
       <w:pPr>
         <w:pStyle w:val="Bibliography"/>
@@ -1763,7 +2373,7 @@
       <w:r>
         <w:t xml:space="preserve"> </w:t>
       </w:r>
-      <w:hyperlink r:id="rId27">
+      <w:hyperlink r:id="rId16">
         <w:r>
           <w:rPr>
             <w:rStyle w:val="Hyperlink"/>
@@ -1772,8 +2382,8 @@
         </w:r>
       </w:hyperlink>
     </w:p>
-    <w:bookmarkEnd w:id="28"/>
-    <w:bookmarkStart w:id="30" w:name="ref_2"/>
+    <w:bookmarkEnd w:id="17"/>
+    <w:bookmarkStart w:id="19" w:name="ref_2"/>
     <w:p>
       <w:pPr>
         <w:pStyle w:val="Bibliography"/>
@@ -1837,7 +2447,7 @@
       <w:r>
         <w:t xml:space="preserve"> </w:t>
       </w:r>
-      <w:hyperlink r:id="rId29">
+      <w:hyperlink r:id="rId18">
         <w:r>
           <w:rPr>
             <w:rStyle w:val="Hyperlink"/>
@@ -1846,8 +2456,8 @@
         </w:r>
       </w:hyperlink>
     </w:p>
-    <w:bookmarkEnd w:id="30"/>
-    <w:bookmarkStart w:id="32" w:name="ref_3"/>
+    <w:bookmarkEnd w:id="19"/>
+    <w:bookmarkStart w:id="21" w:name="ref_3"/>
     <w:p>
       <w:pPr>
         <w:pStyle w:val="Bibliography"/>
@@ -1911,7 +2521,7 @@
       <w:r>
         <w:t xml:space="preserve"> </w:t>
       </w:r>
-      <w:hyperlink r:id="rId31">
+      <w:hyperlink r:id="rId20">
         <w:r>
           <w:rPr>
             <w:rStyle w:val="Hyperlink"/>
@@ -1920,8 +2530,8 @@
         </w:r>
       </w:hyperlink>
     </w:p>
-    <w:bookmarkEnd w:id="32"/>
-    <w:bookmarkStart w:id="33" w:name="ref_4"/>
+    <w:bookmarkEnd w:id="21"/>
+    <w:bookmarkStart w:id="23" w:name="ref_4"/>
     <w:p>
       <w:pPr>
         <w:pStyle w:val="Bibliography"/>
@@ -1936,13 +2546,13 @@
         <w:t xml:space="preserve">	</w:t>
       </w:r>
       <w:r>
-        <w:t xml:space="preserve">F. Torabi, G. Warnell, and P. Stone,</w:t>
-      </w:r>
-      <w:r>
-        <w:t xml:space="preserve"> </w:t>
-      </w:r>
-      <w:r>
-        <w:t xml:space="preserve">“Behavioral cloning from observation,”</w:t>
+        <w:t xml:space="preserve">S. Morin, M. Byeon, A. Jolicoeur-Martineau, and S. Lachapelle,</w:t>
+      </w:r>
+      <w:r>
+        <w:t xml:space="preserve"> </w:t>
+      </w:r>
+      <w:r>
+        <w:t xml:space="preserve">“On the sample efficiency of inverse dynamics models for semi-supervised imitation learning,”</w:t>
       </w:r>
       <w:r>
         <w:t xml:space="preserve"> </w:t>
@@ -1958,14 +2568,25 @@
           <w:i/>
           <w:iCs/>
         </w:rPr>
-        <w:t xml:space="preserve">Proceedings of the international joint conference on artificial intelligence</w:t>
-      </w:r>
-      <w:r>
-        <w:t xml:space="preserve">, 2018.</w:t>
-      </w:r>
+        <w:t xml:space="preserve">International conference on machine learning (ICML)</w:t>
+      </w:r>
+      <w:r>
+        <w:t xml:space="preserve">, 2026. Available:</w:t>
+      </w:r>
+      <w:r>
+        <w:t xml:space="preserve"> </w:t>
+      </w:r>
+      <w:hyperlink r:id="rId22">
+        <w:r>
+          <w:rPr>
+            <w:rStyle w:val="Hyperlink"/>
+          </w:rPr>
+          <w:t xml:space="preserve">https://arxiv.org/abs/2602.02762</w:t>
+        </w:r>
+      </w:hyperlink>
     </w:p>
-    <w:bookmarkEnd w:id="33"/>
-    <w:bookmarkStart w:id="35" w:name="ref_5"/>
+    <w:bookmarkEnd w:id="23"/>
+    <w:bookmarkStart w:id="25" w:name="ref_5"/>
     <w:p>
       <w:pPr>
         <w:pStyle w:val="Bibliography"/>
@@ -1980,7 +2601,19 @@
         <w:t xml:space="preserve">	</w:t>
       </w:r>
       <w:r>
-        <w:t xml:space="preserve">B. Baker</w:t>
+        <w:t xml:space="preserve">F. Torabi, G. Warnell, and P. Stone,</w:t>
+      </w:r>
+      <w:r>
+        <w:t xml:space="preserve"> </w:t>
+      </w:r>
+      <w:r>
+        <w:t xml:space="preserve">“Behavioral cloning from observation,”</w:t>
+      </w:r>
+      <w:r>
+        <w:t xml:space="preserve"> </w:t>
+      </w:r>
+      <w:r>
+        <w:t xml:space="preserve">in</w:t>
       </w:r>
       <w:r>
         <w:t xml:space="preserve"> </w:t>
@@ -1990,40 +2623,40 @@
           <w:i/>
           <w:iCs/>
         </w:rPr>
-        <w:t xml:space="preserve">et al.</w:t>
-      </w:r>
-      <w:r>
-        <w:t xml:space="preserve">,</w:t>
-      </w:r>
-      <w:r>
-        <w:t xml:space="preserve"> </w:t>
-      </w:r>
-      <w:r>
-        <w:t xml:space="preserve">“Video</w:t>
-      </w:r>
-      <w:r>
-        <w:t xml:space="preserve"> </w:t>
-      </w:r>
-      <w:r>
-        <w:t xml:space="preserve">PreTraining</w:t>
-      </w:r>
-      <w:r>
-        <w:t xml:space="preserve"> </w:t>
-      </w:r>
-      <w:r>
-        <w:t xml:space="preserve">(</w:t>
-      </w:r>
-      <w:r>
-        <w:t xml:space="preserve">VPT</w:t>
-      </w:r>
-      <w:r>
-        <w:t xml:space="preserve">): Learning to act by watching unlabeled online videos,”</w:t>
-      </w:r>
-      <w:r>
-        <w:t xml:space="preserve"> </w:t>
-      </w:r>
-      <w:r>
-        <w:t xml:space="preserve">in</w:t>
+        <w:t xml:space="preserve">Proceedings of the international joint conference on artificial intelligence</w:t>
+      </w:r>
+      <w:r>
+        <w:t xml:space="preserve">, 2018, pp. 4950–4957. Available:</w:t>
+      </w:r>
+      <w:r>
+        <w:t xml:space="preserve"> </w:t>
+      </w:r>
+      <w:hyperlink r:id="rId24">
+        <w:r>
+          <w:rPr>
+            <w:rStyle w:val="Hyperlink"/>
+          </w:rPr>
+          <w:t xml:space="preserve">https://arxiv.org/abs/1805.01954</w:t>
+        </w:r>
+      </w:hyperlink>
+    </w:p>
+    <w:bookmarkEnd w:id="25"/>
+    <w:bookmarkStart w:id="27" w:name="ref_6"/>
+    <w:p>
+      <w:pPr>
+        <w:pStyle w:val="Bibliography"/>
+      </w:pPr>
+      <w:r>
+        <w:t xml:space="preserve">[6]</w:t>
+      </w:r>
+      <w:r>
+        <w:t xml:space="preserve"> </w:t>
+      </w:r>
+      <w:r>
+        <w:t xml:space="preserve">	</w:t>
+      </w:r>
+      <w:r>
+        <w:t xml:space="preserve">B. Baker</w:t>
       </w:r>
       <w:r>
         <w:t xml:space="preserve"> </w:t>
@@ -2033,6 +2666,49 @@
           <w:i/>
           <w:iCs/>
         </w:rPr>
+        <w:t xml:space="preserve">et al.</w:t>
+      </w:r>
+      <w:r>
+        <w:t xml:space="preserve">,</w:t>
+      </w:r>
+      <w:r>
+        <w:t xml:space="preserve"> </w:t>
+      </w:r>
+      <w:r>
+        <w:t xml:space="preserve">“Video</w:t>
+      </w:r>
+      <w:r>
+        <w:t xml:space="preserve"> </w:t>
+      </w:r>
+      <w:r>
+        <w:t xml:space="preserve">PreTraining</w:t>
+      </w:r>
+      <w:r>
+        <w:t xml:space="preserve"> </w:t>
+      </w:r>
+      <w:r>
+        <w:t xml:space="preserve">(</w:t>
+      </w:r>
+      <w:r>
+        <w:t xml:space="preserve">VPT</w:t>
+      </w:r>
+      <w:r>
+        <w:t xml:space="preserve">): Learning to act by watching unlabeled online videos,”</w:t>
+      </w:r>
+      <w:r>
+        <w:t xml:space="preserve"> </w:t>
+      </w:r>
+      <w:r>
+        <w:t xml:space="preserve">in</w:t>
+      </w:r>
+      <w:r>
+        <w:t xml:space="preserve"> </w:t>
+      </w:r>
+      <w:r>
+        <w:rPr>
+          <w:i/>
+          <w:iCs/>
+        </w:rPr>
         <w:t xml:space="preserve">Advances in neural information processing systems</w:t>
       </w:r>
       <w:r>
@@ -2041,7 +2717,7 @@
       <w:r>
         <w:t xml:space="preserve"> </w:t>
       </w:r>
-      <w:hyperlink r:id="rId34">
+      <w:hyperlink r:id="rId26">
         <w:r>
           <w:rPr>
             <w:rStyle w:val="Hyperlink"/>
@@ -2050,14 +2726,14 @@
         </w:r>
       </w:hyperlink>
     </w:p>
-    <w:bookmarkEnd w:id="35"/>
-    <w:bookmarkStart w:id="37" w:name="ref_6"/>
+    <w:bookmarkEnd w:id="27"/>
+    <w:bookmarkStart w:id="29" w:name="ref_7"/>
     <w:p>
       <w:pPr>
         <w:pStyle w:val="Bibliography"/>
       </w:pPr>
       <w:r>
-        <w:t xml:space="preserve">[6]</w:t>
+        <w:t xml:space="preserve">[7]</w:t>
       </w:r>
       <w:r>
         <w:t xml:space="preserve"> </w:t>
@@ -2066,19 +2742,7 @@
         <w:t xml:space="preserve">	</w:t>
       </w:r>
       <w:r>
-        <w:t xml:space="preserve">S. Morin, M. Byeon, A. Jolicoeur-Martineau, and S. Lachapelle,</w:t>
-      </w:r>
-      <w:r>
-        <w:t xml:space="preserve"> </w:t>
-      </w:r>
-      <w:r>
-        <w:t xml:space="preserve">“On the sample efficiency of inverse dynamics models for semi-supervised imitation learning,”</w:t>
-      </w:r>
-      <w:r>
-        <w:t xml:space="preserve"> </w:t>
-      </w:r>
-      <w:r>
-        <w:t xml:space="preserve">in</w:t>
+        <w:t xml:space="preserve">Y. Ganin</w:t>
       </w:r>
       <w:r>
         <w:t xml:space="preserve"> </w:t>
@@ -2088,31 +2752,50 @@
           <w:i/>
           <w:iCs/>
         </w:rPr>
-        <w:t xml:space="preserve">International conference on machine learning (ICML)</w:t>
-      </w:r>
-      <w:r>
-        <w:t xml:space="preserve">, 2026. Available:</w:t>
-      </w:r>
-      <w:r>
-        <w:t xml:space="preserve"> </w:t>
-      </w:r>
-      <w:hyperlink r:id="rId36">
+        <w:t xml:space="preserve">et al.</w:t>
+      </w:r>
+      <w:r>
+        <w:t xml:space="preserve">,</w:t>
+      </w:r>
+      <w:r>
+        <w:t xml:space="preserve"> </w:t>
+      </w:r>
+      <w:r>
+        <w:t xml:space="preserve">“Domain-adversarial training of neural networks,”</w:t>
+      </w:r>
+      <w:r>
+        <w:t xml:space="preserve"> </w:t>
+      </w:r>
+      <w:r>
+        <w:rPr>
+          <w:i/>
+          <w:iCs/>
+        </w:rPr>
+        <w:t xml:space="preserve">Journal of Machine Learning Research</w:t>
+      </w:r>
+      <w:r>
+        <w:t xml:space="preserve">, vol. 17, no. 59, pp. 1–35, 2016, Available:</w:t>
+      </w:r>
+      <w:r>
+        <w:t xml:space="preserve"> </w:t>
+      </w:r>
+      <w:hyperlink r:id="rId28">
         <w:r>
           <w:rPr>
             <w:rStyle w:val="Hyperlink"/>
           </w:rPr>
-          <w:t xml:space="preserve">https://arxiv.org/abs/2602.02762</w:t>
+          <w:t xml:space="preserve">https://www.jmlr.org/papers/v17/15-239.html</w:t>
         </w:r>
       </w:hyperlink>
     </w:p>
-    <w:bookmarkEnd w:id="37"/>
-    <w:bookmarkStart w:id="38" w:name="ref_7"/>
+    <w:bookmarkEnd w:id="29"/>
+    <w:bookmarkStart w:id="31" w:name="ref_8"/>
     <w:p>
       <w:pPr>
         <w:pStyle w:val="Bibliography"/>
       </w:pPr>
       <w:r>
-        <w:t xml:space="preserve">[7]</w:t>
+        <w:t xml:space="preserve">[8]</w:t>
       </w:r>
       <w:r>
         <w:t xml:space="preserve"> </w:t>
@@ -2121,7 +2804,19 @@
         <w:t xml:space="preserve">	</w:t>
       </w:r>
       <w:r>
-        <w:t xml:space="preserve">Y. Ganin</w:t>
+        <w:t xml:space="preserve">H. Zhao, R. Tachet des Combes, K. Zhang, and G. J. Gordon,</w:t>
+      </w:r>
+      <w:r>
+        <w:t xml:space="preserve"> </w:t>
+      </w:r>
+      <w:r>
+        <w:t xml:space="preserve">“On learning invariant representations for domain adaptation,”</w:t>
+      </w:r>
+      <w:r>
+        <w:t xml:space="preserve"> </w:t>
+      </w:r>
+      <w:r>
+        <w:t xml:space="preserve">in</w:t>
       </w:r>
       <w:r>
         <w:t xml:space="preserve"> </w:t>
@@ -2131,69 +2826,6 @@
           <w:i/>
           <w:iCs/>
         </w:rPr>
-        <w:t xml:space="preserve">et al.</w:t>
-      </w:r>
-      <w:r>
-        <w:t xml:space="preserve">,</w:t>
-      </w:r>
-      <w:r>
-        <w:t xml:space="preserve"> </w:t>
-      </w:r>
-      <w:r>
-        <w:t xml:space="preserve">“Domain-adversarial training of neural networks,”</w:t>
-      </w:r>
-      <w:r>
-        <w:t xml:space="preserve"> </w:t>
-      </w:r>
-      <w:r>
-        <w:rPr>
-          <w:i/>
-          <w:iCs/>
-        </w:rPr>
-        <w:t xml:space="preserve">Journal of Machine Learning Research</w:t>
-      </w:r>
-      <w:r>
-        <w:t xml:space="preserve">, vol. 17, no. 59, pp. 1–35, 2016.</w:t>
-      </w:r>
-    </w:p>
-    <w:bookmarkEnd w:id="38"/>
-    <w:bookmarkStart w:id="40" w:name="ref_8"/>
-    <w:p>
-      <w:pPr>
-        <w:pStyle w:val="Bibliography"/>
-      </w:pPr>
-      <w:r>
-        <w:t xml:space="preserve">[8]</w:t>
-      </w:r>
-      <w:r>
-        <w:t xml:space="preserve"> </w:t>
-      </w:r>
-      <w:r>
-        <w:t xml:space="preserve">	</w:t>
-      </w:r>
-      <w:r>
-        <w:t xml:space="preserve">H. Zhao, R. Tachet des Combes, K. Zhang, and G. J. Gordon,</w:t>
-      </w:r>
-      <w:r>
-        <w:t xml:space="preserve"> </w:t>
-      </w:r>
-      <w:r>
-        <w:t xml:space="preserve">“On learning invariant representations for domain adaptation,”</w:t>
-      </w:r>
-      <w:r>
-        <w:t xml:space="preserve"> </w:t>
-      </w:r>
-      <w:r>
-        <w:t xml:space="preserve">in</w:t>
-      </w:r>
-      <w:r>
-        <w:t xml:space="preserve"> </w:t>
-      </w:r>
-      <w:r>
-        <w:rPr>
-          <w:i/>
-          <w:iCs/>
-        </w:rPr>
         <w:t xml:space="preserve">Proceedings of the 36th international conference on machine learning</w:t>
       </w:r>
       <w:r>
@@ -2202,7 +2834,7 @@
       <w:r>
         <w:t xml:space="preserve"> </w:t>
       </w:r>
-      <w:hyperlink r:id="rId39">
+      <w:hyperlink r:id="rId30">
         <w:r>
           <w:rPr>
             <w:rStyle w:val="Hyperlink"/>
@@ -2211,7 +2843,7 @@
         </w:r>
       </w:hyperlink>
     </w:p>
-    <w:bookmarkEnd w:id="40"/>
+    <w:bookmarkEnd w:id="31"/>
     <w:sectPr>
       <w:pgSz w:w="12240" w:h="15840"/>
       <w:pgMar w:top="1440" w:right="2160" w:bottom="1440" w:left="2160" w:header="720" w:footer="720" w:gutter="0"/>
@@ -2387,7 +3019,7 @@
     <w:qFormat/>
     <w:rsid w:val="00A10FD9"/>
     <w:pPr>
-      <w:spacing w:before="180" w:after="60"/>
+      <w:spacing w:before="160" w:after="20"/>
       <w:contextualSpacing/>
       <w:jc w:val="center"/>
     </w:pPr>
@@ -2529,7 +3161,7 @@
     <w:pPr>
       <w:keepNext/>
       <w:keepLines/>
-      <w:spacing w:before="180" w:after="60"/>
+      <w:spacing w:before="160" w:after="20"/>
       <w:outlineLvl w:val="0"/>
     </w:pPr>
     <w:rPr>
@@ -2554,7 +3186,7 @@
     <w:pPr>
       <w:keepNext/>
       <w:keepLines/>
-      <w:spacing w:before="180" w:after="60"/>
+      <w:spacing w:before="160" w:after="20"/>
       <w:outlineLvl w:val="1"/>
     </w:pPr>
     <w:rPr>
@@ -2579,7 +3211,7 @@
     <w:pPr>
       <w:keepNext/>
       <w:keepLines/>
-      <w:spacing w:before="180" w:after="60"/>
+      <w:spacing w:before="160" w:after="20"/>
       <w:outlineLvl w:val="2"/>
     </w:pPr>
     <w:rPr>
@@ -2604,7 +3236,7 @@
     <w:pPr>
       <w:keepNext/>
       <w:keepLines/>
-      <w:spacing w:before="180" w:after="60"/>
+      <w:spacing w:before="100" w:after="20"/>
       <w:outlineLvl w:val="3"/>
     </w:pPr>
     <w:rPr>
@@ -2888,6 +3520,14 @@
     <w:qFormat/>
     <w:tblPr>
       <w:tblInd w:w="0" w:type="dxa"/>
+      <w:tblBorders>
+        <w:top w:val="single" w:sz="4" w:space="0" w:color="000000"/>
+        <w:left w:val="single" w:sz="4" w:space="0" w:color="000000"/>
+        <w:bottom w:val="single" w:sz="4" w:space="0" w:color="000000"/>
+        <w:right w:val="single" w:sz="4" w:space="0" w:color="000000"/>
+        <w:insideH w:val="single" w:sz="4" w:space="0" w:color="000000"/>
+        <w:insideV w:val="single" w:sz="4" w:space="0" w:color="000000"/>
+      </w:tblBorders>
       <w:tblCellMar>
         <w:top w:w="0" w:type="dxa"/>
         <w:left w:w="108" w:type="dxa"/>
@@ -3015,6 +3655,13 @@
     <w:basedOn w:val="DefaultParagraphFont"/>
     <w:rPr>
       <w:color w:val="E06666"/>
+    </w:rPr>
+  </w:style>
+  <w:style w:type="character" w:customStyle="1" w:styleId="TeamReview">
+    <w:name w:val="Team Review"/>
+    <w:basedOn w:val="DefaultParagraphFont"/>
+    <w:rPr>
+      <w:highlight w:val="yellow"/>
     </w:rPr>
   </w:style>
   <w:style w:type="paragraph" w:customStyle="1" w:styleId="SourceCode">

--- a/docs/proposal/main.docx
+++ b/docs/proposal/main.docx
@@ -59,25 +59,25 @@
         <w:t xml:space="preserve"> </w:t>
       </w:r>
       <w:r>
-        <w:t xml:space="preserve">We teach a robot arm that manipulates one object to handle new ones from videos</w:t>
-      </w:r>
-      <w:r>
-        <w:t xml:space="preserve"> </w:t>
-      </w:r>
-      <w:r>
-        <w:t xml:space="preserve">alone: warehouse and home robots meet new items constantly, and recording paired</w:t>
-      </w:r>
-      <w:r>
-        <w:t xml:space="preserve"> </w:t>
-      </w:r>
-      <w:r>
-        <w:t xml:space="preserve">images and motor commands for each requires operating the robot. We study this in</w:t>
-      </w:r>
-      <w:r>
-        <w:t xml:space="preserve"> </w:t>
-      </w:r>
-      <w:r>
-        <w:t xml:space="preserve">OCBench simulation (UR5e arm, Robotiq gripper)</w:t>
+        <w:t xml:space="preserve">We teach a robot arm that manipulates one object to handle new ones from videos alone:</w:t>
+      </w:r>
+      <w:r>
+        <w:t xml:space="preserve"> </w:t>
+      </w:r>
+      <w:r>
+        <w:t xml:space="preserve">warehouse and home robots meet new items constantly, and recording paired images and</w:t>
+      </w:r>
+      <w:r>
+        <w:t xml:space="preserve"> </w:t>
+      </w:r>
+      <w:r>
+        <w:t xml:space="preserve">motor commands for each requires operating the robot. We study this in OCBench</w:t>
+      </w:r>
+      <w:r>
+        <w:t xml:space="preserve"> </w:t>
+      </w:r>
+      <w:r>
+        <w:t xml:space="preserve">simulation (UR5e arm, Robotiq gripper)</w:t>
       </w:r>
       <w:r>
         <w:t xml:space="preserve"> </w:t>
@@ -109,13 +109,19 @@
         <w:t xml:space="preserve"> </w:t>
       </w:r>
       <w:r>
-        <w:t xml:space="preserve">Visuomotor policies imitate images paired with motor commands, and such pairs are</w:t>
-      </w:r>
-      <w:r>
-        <w:t xml:space="preserve"> </w:t>
-      </w:r>
-      <w:r>
-        <w:t xml:space="preserve">costly: 76k teleoperated demonstrations took 50 people a year</w:t>
+        <w:t xml:space="preserve">Visuomotor policies imitate images paired with motor commands, and acquiring such pairs</w:t>
+      </w:r>
+      <w:r>
+        <w:t xml:space="preserve"> </w:t>
+      </w:r>
+      <w:r>
+        <w:t xml:space="preserve">across varying configurations is costly and time-consuming: 50 people took a year to</w:t>
+      </w:r>
+      <w:r>
+        <w:t xml:space="preserve"> </w:t>
+      </w:r>
+      <w:r>
+        <w:t xml:space="preserve">collect 76k teleoperated demonstrations</w:t>
       </w:r>
       <w:r>
         <w:t xml:space="preserve"> </w:t>
@@ -129,13 +135,25 @@
         </w:r>
       </w:hyperlink>
       <w:r>
-        <w:t xml:space="preserve">. Videos without commands are cheap (e.g., generated by</w:t>
-      </w:r>
-      <w:r>
-        <w:t xml:space="preserve"> </w:t>
-      </w:r>
-      <w:r>
-        <w:t xml:space="preserve">world models or video generation models</w:t>
+        <w:t xml:space="preserve">. With limited</w:t>
+      </w:r>
+      <w:r>
+        <w:t xml:space="preserve"> </w:t>
+      </w:r>
+      <w:r>
+        <w:t xml:space="preserve">training coverage, a policy may produce an erroneous action when it encounters an</w:t>
+      </w:r>
+      <w:r>
+        <w:t xml:space="preserve"> </w:t>
+      </w:r>
+      <w:r>
+        <w:t xml:space="preserve">unfamiliar situation. Errors can compound during execution, moving the robot further</w:t>
+      </w:r>
+      <w:r>
+        <w:t xml:space="preserve"> </w:t>
+      </w:r>
+      <w:r>
+        <w:t xml:space="preserve">from situations represented in its training data</w:t>
       </w:r>
       <w:r>
         <w:t xml:space="preserve"> </w:t>
@@ -149,13 +167,686 @@
         </w:r>
       </w:hyperlink>
       <w:r>
-        <w:t xml:space="preserve">). An inverse</w:t>
-      </w:r>
-      <w:r>
-        <w:t xml:space="preserve"> </w:t>
-      </w:r>
-      <w:r>
-        <w:t xml:space="preserve">dynamics model (IDM), trained on few labeled demonstrations</w:t>
+        <w:t xml:space="preserve">. We investigate</w:t>
+      </w:r>
+      <w:r>
+        <w:t xml:space="preserve"> </w:t>
+      </w:r>
+      <w:r>
+        <w:t xml:space="preserve">whether action-free videos can help pixel-to-action policies manipulate new objects</w:t>
+      </w:r>
+      <w:r>
+        <w:t xml:space="preserve"> </w:t>
+      </w:r>
+      <w:r>
+        <w:t xml:space="preserve">without collecting additional action labels for those objects.</w:t>
+      </w:r>
+    </w:p>
+    <w:p>
+      <w:pPr>
+        <w:pStyle w:val="Heading4"/>
+      </w:pPr>
+      <w:r>
+        <w:t xml:space="preserve">Constraints.</w:t>
+      </w:r>
+    </w:p>
+    <w:tbl>
+      <w:tblPr>
+        <w:tblStyle w:val="Table"/>
+        <w:tblW w:type="pct" w:w="5000"/>
+        <w:tblLayout w:type="fixed"/>
+        <w:tblLook w:firstRow="1" w:lastRow="0" w:firstColumn="0" w:lastColumn="0" w:noHBand="0" w:noVBand="0" w:val="0020"/>
+      </w:tblPr>
+      <w:tblGrid>
+        <w:gridCol w:w="508"/>
+        <w:gridCol w:w="1367"/>
+        <w:gridCol w:w="3975"/>
+        <w:gridCol w:w="2067"/>
+      </w:tblGrid>
+      <w:tr>
+        <w:trPr>
+          <w:tblHeader w:val="on"/>
+        </w:trPr>
+        <w:tc>
+          <w:tcPr>
+            <w:tcBorders>
+              <w:bottom w:val="single" w:sz="12" w:space="0" w:color="000000"/>
+            </w:tcBorders>
+          </w:tcPr>
+          <w:p>
+            <w:pPr>
+              <w:pStyle w:val="Compact"/>
+              <w:jc w:val="left"/>
+            </w:pPr>
+            <w:r>
+              <w:rPr>
+                <w:b/>
+                <w:bCs/>
+              </w:rPr>
+              <w:t xml:space="preserve">ID</w:t>
+            </w:r>
+          </w:p>
+        </w:tc>
+        <w:tc>
+          <w:tcPr>
+            <w:tcBorders>
+              <w:bottom w:val="single" w:sz="12" w:space="0" w:color="000000"/>
+            </w:tcBorders>
+          </w:tcPr>
+          <w:p>
+            <w:pPr>
+              <w:pStyle w:val="Compact"/>
+              <w:jc w:val="left"/>
+            </w:pPr>
+            <w:r>
+              <w:rPr>
+                <w:b/>
+                <w:bCs/>
+              </w:rPr>
+              <w:t xml:space="preserve">Requirement</w:t>
+            </w:r>
+          </w:p>
+        </w:tc>
+        <w:tc>
+          <w:tcPr>
+            <w:tcBorders>
+              <w:bottom w:val="single" w:sz="12" w:space="0" w:color="000000"/>
+            </w:tcBorders>
+          </w:tcPr>
+          <w:p>
+            <w:pPr>
+              <w:pStyle w:val="Compact"/>
+              <w:jc w:val="left"/>
+            </w:pPr>
+            <w:r>
+              <w:rPr>
+                <w:b/>
+                <w:bCs/>
+              </w:rPr>
+              <w:t xml:space="preserve">Definition</w:t>
+            </w:r>
+          </w:p>
+        </w:tc>
+        <w:tc>
+          <w:tcPr>
+            <w:tcBorders>
+              <w:bottom w:val="single" w:sz="12" w:space="0" w:color="000000"/>
+            </w:tcBorders>
+          </w:tcPr>
+          <w:p>
+            <w:pPr>
+              <w:pStyle w:val="Compact"/>
+              <w:jc w:val="left"/>
+            </w:pPr>
+            <w:r>
+              <w:rPr>
+                <w:b/>
+                <w:bCs/>
+              </w:rPr>
+              <w:t xml:space="preserve">Target</w:t>
+            </w:r>
+          </w:p>
+        </w:tc>
+      </w:tr>
+      <w:tr>
+        <w:tc>
+          <w:tcPr/>
+          <w:p>
+            <w:pPr>
+              <w:pStyle w:val="Compact"/>
+              <w:jc w:val="left"/>
+            </w:pPr>
+            <w:r>
+              <w:t xml:space="preserve">R1</w:t>
+            </w:r>
+          </w:p>
+        </w:tc>
+        <w:tc>
+          <w:tcPr/>
+          <w:p>
+            <w:pPr>
+              <w:pStyle w:val="Compact"/>
+              <w:jc w:val="left"/>
+            </w:pPr>
+            <w:r>
+              <w:t xml:space="preserve">Supervision</w:t>
+            </w:r>
+          </w:p>
+        </w:tc>
+        <w:tc>
+          <w:tcPr/>
+          <w:p>
+            <w:pPr>
+              <w:pStyle w:val="Compact"/>
+              <w:jc w:val="left"/>
+            </w:pPr>
+            <w:r>
+              <w:t xml:space="preserve">Target data are RGB frames only</w:t>
+            </w:r>
+          </w:p>
+        </w:tc>
+        <w:tc>
+          <w:tcPr/>
+          <w:p>
+            <w:pPr>
+              <w:pStyle w:val="Compact"/>
+              <w:jc w:val="left"/>
+            </w:pPr>
+            <w:r>
+              <w:t xml:space="preserve">Zero target labels</w:t>
+            </w:r>
+          </w:p>
+        </w:tc>
+      </w:tr>
+      <w:tr>
+        <w:tc>
+          <w:tcPr/>
+          <w:p>
+            <w:pPr>
+              <w:pStyle w:val="Compact"/>
+              <w:jc w:val="left"/>
+            </w:pPr>
+            <w:r>
+              <w:t xml:space="preserve">R2</w:t>
+            </w:r>
+          </w:p>
+        </w:tc>
+        <w:tc>
+          <w:tcPr/>
+          <w:p>
+            <w:pPr>
+              <w:pStyle w:val="Compact"/>
+              <w:jc w:val="left"/>
+            </w:pPr>
+            <w:r>
+              <w:t xml:space="preserve">Label budget</w:t>
+            </w:r>
+          </w:p>
+        </w:tc>
+        <w:tc>
+          <w:tcPr/>
+          <w:p>
+            <w:pPr>
+              <w:pStyle w:val="Compact"/>
+              <w:jc w:val="left"/>
+            </w:pPr>
+            <w:r>
+              <w:t xml:space="preserve">Labeled cube demonstrations, identical for every method</w:t>
+            </w:r>
+          </w:p>
+        </w:tc>
+        <w:tc>
+          <w:tcPr/>
+          <w:p>
+            <w:pPr>
+              <w:pStyle w:val="Compact"/>
+              <w:jc w:val="left"/>
+            </w:pPr>
+            <w:r>
+              <w:t xml:space="preserve">100</w:t>
+            </w:r>
+            <w:r>
+              <w:t xml:space="preserve"> </w:t>
+            </w:r>
+            <w:r>
+              <w:t xml:space="preserve">demos; 300 if cube-only ACT is below 80% in the source pilot</w:t>
+            </w:r>
+          </w:p>
+        </w:tc>
+      </w:tr>
+      <w:tr>
+        <w:tc>
+          <w:tcPr/>
+          <w:p>
+            <w:pPr>
+              <w:pStyle w:val="Compact"/>
+              <w:jc w:val="left"/>
+            </w:pPr>
+            <w:r>
+              <w:t xml:space="preserve">R3</w:t>
+            </w:r>
+          </w:p>
+        </w:tc>
+        <w:tc>
+          <w:tcPr/>
+          <w:p>
+            <w:pPr>
+              <w:pStyle w:val="Compact"/>
+              <w:jc w:val="left"/>
+            </w:pPr>
+            <w:r>
+              <w:t xml:space="preserve">Inputs</w:t>
+            </w:r>
+          </w:p>
+        </w:tc>
+        <w:tc>
+          <w:tcPr/>
+          <w:p>
+            <w:pPr>
+              <w:pStyle w:val="Compact"/>
+              <w:jc w:val="left"/>
+            </w:pPr>
+            <w:r>
+              <w:t xml:space="preserve">No simulator state in any learned model</w:t>
+            </w:r>
+          </w:p>
+        </w:tc>
+        <w:tc>
+          <w:tcPr/>
+          <w:p>
+            <w:pPr>
+              <w:pStyle w:val="Compact"/>
+              <w:jc w:val="left"/>
+            </w:pPr>
+            <w:r>
+              <w:t xml:space="preserve">Images only</w:t>
+            </w:r>
+          </w:p>
+        </w:tc>
+      </w:tr>
+      <w:tr>
+        <w:tc>
+          <w:tcPr/>
+          <w:p>
+            <w:pPr>
+              <w:pStyle w:val="Compact"/>
+              <w:jc w:val="left"/>
+            </w:pPr>
+            <w:r>
+              <w:t xml:space="preserve">R4</w:t>
+            </w:r>
+          </w:p>
+        </w:tc>
+        <w:tc>
+          <w:tcPr/>
+          <w:p>
+            <w:pPr>
+              <w:pStyle w:val="Compact"/>
+              <w:jc w:val="left"/>
+            </w:pPr>
+            <w:r>
+              <w:t xml:space="preserve">Target</w:t>
+            </w:r>
+          </w:p>
+        </w:tc>
+        <w:tc>
+          <w:tcPr/>
+          <w:p>
+            <w:pPr>
+              <w:pStyle w:val="Compact"/>
+              <w:jc w:val="left"/>
+            </w:pPr>
+            <w:r>
+              <w:t xml:space="preserve">Success gain over the cube-only policy on each target, as a fraction of the oracle’s gain</w:t>
+            </w:r>
+          </w:p>
+        </w:tc>
+        <w:tc>
+          <w:tcPr/>
+          <w:p>
+            <w:pPr>
+              <w:pStyle w:val="Compact"/>
+              <w:jc w:val="left"/>
+            </w:pPr>
+            <m:oMath>
+              <m:r>
+                <m:rPr>
+                  <m:sty m:val="p"/>
+                </m:rPr>
+                <m:t>≥</m:t>
+              </m:r>
+              <m:r>
+                <m:t>50</m:t>
+              </m:r>
+              <m:r>
+                <m:rPr>
+                  <m:sty m:val="p"/>
+                </m:rPr>
+                <m:t>%</m:t>
+              </m:r>
+            </m:oMath>
+            <w:r>
+              <w:t xml:space="preserve"> </w:t>
+            </w:r>
+            <w:r>
+              <w:t xml:space="preserve">of gap</w:t>
+            </w:r>
+          </w:p>
+        </w:tc>
+      </w:tr>
+      <w:tr>
+        <w:tc>
+          <w:tcPr/>
+          <w:p>
+            <w:pPr>
+              <w:pStyle w:val="Compact"/>
+              <w:jc w:val="left"/>
+            </w:pPr>
+            <w:r>
+              <w:t xml:space="preserve">R5</w:t>
+            </w:r>
+          </w:p>
+        </w:tc>
+        <w:tc>
+          <w:tcPr/>
+          <w:p>
+            <w:pPr>
+              <w:pStyle w:val="Compact"/>
+              <w:jc w:val="left"/>
+            </w:pPr>
+            <w:r>
+              <w:t xml:space="preserve">Retention</w:t>
+            </w:r>
+          </w:p>
+        </w:tc>
+        <w:tc>
+          <w:tcPr/>
+          <w:p>
+            <w:pPr>
+              <w:pStyle w:val="Compact"/>
+              <w:jc w:val="left"/>
+            </w:pPr>
+            <w:r>
+              <w:t xml:space="preserve">Drop in cube success after adding target data</w:t>
+            </w:r>
+          </w:p>
+        </w:tc>
+        <w:tc>
+          <w:tcPr/>
+          <w:p>
+            <w:pPr>
+              <w:pStyle w:val="Compact"/>
+              <w:jc w:val="left"/>
+            </w:pPr>
+            <m:oMath>
+              <m:r>
+                <m:rPr>
+                  <m:sty m:val="p"/>
+                </m:rPr>
+                <m:t>≤</m:t>
+              </m:r>
+              <m:r>
+                <m:t>10</m:t>
+              </m:r>
+            </m:oMath>
+            <w:r>
+              <w:t xml:space="preserve"> </w:t>
+            </w:r>
+            <w:r>
+              <w:t xml:space="preserve">points</w:t>
+            </w:r>
+          </w:p>
+        </w:tc>
+      </w:tr>
+      <w:tr>
+        <w:tc>
+          <w:tcPr/>
+          <w:p>
+            <w:pPr>
+              <w:pStyle w:val="Compact"/>
+              <w:jc w:val="left"/>
+            </w:pPr>
+            <w:r>
+              <w:t xml:space="preserve">R6</w:t>
+            </w:r>
+          </w:p>
+        </w:tc>
+        <w:tc>
+          <w:tcPr/>
+          <w:p>
+            <w:pPr>
+              <w:pStyle w:val="Compact"/>
+              <w:jc w:val="left"/>
+            </w:pPr>
+            <w:r>
+              <w:t xml:space="preserve">Real time</w:t>
+            </w:r>
+          </w:p>
+        </w:tc>
+        <w:tc>
+          <w:tcPr/>
+          <w:p>
+            <w:pPr>
+              <w:pStyle w:val="Compact"/>
+              <w:jc w:val="left"/>
+            </w:pPr>
+            <w:r>
+              <w:t xml:space="preserve">Policy inference per call, completed within one 25-action chunk at 50 Hz, so it can run while the previous chunk executes (IDM offline)</w:t>
+            </w:r>
+          </w:p>
+        </w:tc>
+        <w:tc>
+          <w:tcPr/>
+          <w:p>
+            <w:pPr>
+              <w:pStyle w:val="Compact"/>
+              <w:jc w:val="left"/>
+            </w:pPr>
+            <m:oMath>
+              <m:r>
+                <m:rPr>
+                  <m:sty m:val="p"/>
+                </m:rPr>
+                <m:t>&lt;</m:t>
+              </m:r>
+              <m:r>
+                <m:t>0.5</m:t>
+              </m:r>
+            </m:oMath>
+            <w:r>
+              <w:t xml:space="preserve"> </w:t>
+            </w:r>
+            <w:r>
+              <w:t xml:space="preserve">s</w:t>
+            </w:r>
+          </w:p>
+        </w:tc>
+      </w:tr>
+    </w:tbl>
+    <w:p>
+      <w:pPr>
+        <w:pStyle w:val="Heading1"/>
+      </w:pPr>
+      <w:r>
+        <w:t xml:space="preserve">Aims/Goals</w:t>
+      </w:r>
+    </w:p>
+    <w:p>
+      <w:pPr>
+        <w:pStyle w:val="FirstParagraph"/>
+      </w:pPr>
+      <w:r>
+        <w:rPr>
+          <w:b/>
+          <w:bCs/>
+        </w:rPr>
+        <w:t xml:space="preserve">Goals.</w:t>
+      </w:r>
+      <w:r>
+        <w:t xml:space="preserve"> </w:t>
+      </w:r>
+      <w:r>
+        <w:t xml:space="preserve">Meet R4 and R5 on each target, satisfy R1–R3 by design, and measure R6.</w:t>
+      </w:r>
+    </w:p>
+    <w:p>
+      <w:pPr>
+        <w:pStyle w:val="BodyText"/>
+      </w:pPr>
+      <w:r>
+        <w:rPr>
+          <w:b/>
+          <w:bCs/>
+        </w:rPr>
+        <w:t xml:space="preserve">Scope.</w:t>
+      </w:r>
+      <w:r>
+        <w:t xml:space="preserve"> </w:t>
+      </w:r>
+      <w:r>
+        <w:t xml:space="preserve">We study an alternative data-gathering method in simulation, evaluating three target</w:t>
+      </w:r>
+      <w:r>
+        <w:t xml:space="preserve"> </w:t>
+      </w:r>
+      <w:r>
+        <w:t xml:space="preserve">objects and an optional fourth; real robots are unavailable. We use OCBench’s visual</w:t>
+      </w:r>
+      <w:r>
+        <w:t xml:space="preserve"> </w:t>
+      </w:r>
+      <w:r>
+        <w:t xml:space="preserve">single-block task with its default</w:t>
+      </w:r>
+      <w:r>
+        <w:t xml:space="preserve"> </w:t>
+      </w:r>
+      <m:oMath>
+        <m:r>
+          <m:t>6</m:t>
+        </m:r>
+        <m:r>
+          <m:rPr>
+            <m:sty m:val="p"/>
+          </m:rPr>
+          <m:t>×</m:t>
+        </m:r>
+        <m:r>
+          <m:t>6</m:t>
+        </m:r>
+        <m:r>
+          <m:rPr>
+            <m:sty m:val="p"/>
+          </m:rPr>
+          <m:t>×</m:t>
+        </m:r>
+        <m:r>
+          <m:t>6</m:t>
+        </m:r>
+      </m:oMath>
+      <w:r>
+        <w:t xml:space="preserve"> </w:t>
+      </w:r>
+      <w:r>
+        <w:t xml:space="preserve">cm red cube as source. Targets</w:t>
+      </w:r>
+      <w:r>
+        <w:t xml:space="preserve"> </w:t>
+      </w:r>
+      <w:r>
+        <w:t xml:space="preserve">are (A) a blue cube of identical size (appearance), (B) a</w:t>
+      </w:r>
+      <w:r>
+        <w:t xml:space="preserve"> </w:t>
+      </w:r>
+      <m:oMath>
+        <m:r>
+          <m:t>9</m:t>
+        </m:r>
+        <m:r>
+          <m:rPr>
+            <m:sty m:val="p"/>
+          </m:rPr>
+          <m:t>×</m:t>
+        </m:r>
+        <m:r>
+          <m:t>6</m:t>
+        </m:r>
+        <m:r>
+          <m:rPr>
+            <m:sty m:val="p"/>
+          </m:rPr>
+          <m:t>×</m:t>
+        </m:r>
+        <m:r>
+          <m:t>6</m:t>
+        </m:r>
+      </m:oMath>
+      <w:r>
+        <w:t xml:space="preserve"> </w:t>
+      </w:r>
+      <w:r>
+        <w:t xml:space="preserve">cm red</w:t>
+      </w:r>
+      <w:r>
+        <w:t xml:space="preserve"> </w:t>
+      </w:r>
+      <w:r>
+        <w:t xml:space="preserve">block (geometry, same grasp width), (C) a</w:t>
+      </w:r>
+      <w:r>
+        <w:t xml:space="preserve"> </w:t>
+      </w:r>
+      <m:oMath>
+        <m:r>
+          <m:t>9</m:t>
+        </m:r>
+        <m:r>
+          <m:rPr>
+            <m:sty m:val="p"/>
+          </m:rPr>
+          <m:t>×</m:t>
+        </m:r>
+        <m:r>
+          <m:t>7</m:t>
+        </m:r>
+        <m:r>
+          <m:rPr>
+            <m:sty m:val="p"/>
+          </m:rPr>
+          <m:t>×</m:t>
+        </m:r>
+        <m:r>
+          <m:t>6</m:t>
+        </m:r>
+      </m:oMath>
+      <w:r>
+        <w:t xml:space="preserve"> </w:t>
+      </w:r>
+      <w:r>
+        <w:t xml:space="preserve">cm red block (geometry</w:t>
+      </w:r>
+      <w:r>
+        <w:t xml:space="preserve"> </w:t>
+      </w:r>
+      <w:r>
+        <w:t xml:space="preserve">and grasp width), and optionally (D) a blue version of C (combined). Expert grasps are</w:t>
+      </w:r>
+      <w:r>
+        <w:t xml:space="preserve"> </w:t>
+      </w:r>
+      <w:r>
+        <w:t xml:space="preserve">adapted; robots, cameras, lighting, and tasks stay fixed. Human videos and large</w:t>
+      </w:r>
+      <w:r>
+        <w:t xml:space="preserve"> </w:t>
+      </w:r>
+      <w:r>
+        <w:t xml:space="preserve">pretrained models are out of scope.</w:t>
+      </w:r>
+    </w:p>
+    <w:p>
+      <w:pPr>
+        <w:pStyle w:val="BodyText"/>
+      </w:pPr>
+      <w:r>
+        <w:rPr>
+          <w:b/>
+          <w:bCs/>
+        </w:rPr>
+        <w:t xml:space="preserve">Proposed solution.</w:t>
+      </w:r>
+      <w:r>
+        <w:t xml:space="preserve"> </w:t>
+      </w:r>
+      <w:r>
+        <w:t xml:space="preserve">World models and video generation models could provide demonstrations without action</w:t>
+      </w:r>
+      <w:r>
+        <w:t xml:space="preserve"> </w:t>
+      </w:r>
+      <w:r>
+        <w:t xml:space="preserve">labels</w:t>
       </w:r>
       <w:r>
         <w:t xml:space="preserve"> </w:t>
@@ -169,13 +860,25 @@
         </w:r>
       </w:hyperlink>
       <w:r>
-        <w:t xml:space="preserve">, infers the command between consecutive frames and</w:t>
-      </w:r>
-      <w:r>
-        <w:t xml:space="preserve"> </w:t>
-      </w:r>
-      <w:r>
-        <w:t xml:space="preserve">labels such videos for imitation</w:t>
+        <w:t xml:space="preserve">. In this project, we use simulator-generated videos of</w:t>
+      </w:r>
+      <w:r>
+        <w:t xml:space="preserve"> </w:t>
+      </w:r>
+      <w:r>
+        <w:t xml:space="preserve">new objects to evaluate learning from action-free demonstrations in a controlled</w:t>
+      </w:r>
+      <w:r>
+        <w:t xml:space="preserve"> </w:t>
+      </w:r>
+      <w:r>
+        <w:t xml:space="preserve">setting. We feed consecutive frames into an inverse dynamics model (IDM), trained on few</w:t>
+      </w:r>
+      <w:r>
+        <w:t xml:space="preserve"> </w:t>
+      </w:r>
+      <w:r>
+        <w:t xml:space="preserve">labeled cube demonstrations</w:t>
       </w:r>
       <w:r>
         <w:t xml:space="preserve"> </w:t>
@@ -189,7 +892,13 @@
         </w:r>
       </w:hyperlink>
       <w:r>
-        <w:t xml:space="preserve">,</w:t>
+        <w:t xml:space="preserve">, and infer actions for imitation</w:t>
+      </w:r>
+      <w:r>
+        <w:t xml:space="preserve"> </w:t>
+      </w:r>
+      <w:r>
+        <w:t xml:space="preserve">learning</w:t>
       </w:r>
       <w:r>
         <w:t xml:space="preserve"> </w:t>
@@ -203,7 +912,21 @@
         </w:r>
       </w:hyperlink>
       <w:r>
-        <w:t xml:space="preserve">. Here the target videos show new objects, unlike the IDM’s training data. Formally, given labeled cube transitions</w:t>
+        <w:t xml:space="preserve">,</w:t>
+      </w:r>
+      <w:r>
+        <w:t xml:space="preserve"> </w:t>
+      </w:r>
+      <w:hyperlink w:anchor="ref_7">
+        <w:r>
+          <w:rPr>
+            <w:rStyle w:val="Hyperlink"/>
+          </w:rPr>
+          <w:t xml:space="preserve">[7]</w:t>
+        </w:r>
+      </w:hyperlink>
+      <w:r>
+        <w:t xml:space="preserve">. Formally, given cube transitions</w:t>
       </w:r>
       <w:r>
         <w:t xml:space="preserve"> </w:t>
@@ -409,843 +1132,54 @@
         <w:t xml:space="preserve"> </w:t>
       </w:r>
       <w:r>
-        <w:t xml:space="preserve">that</w:t>
-      </w:r>
-      <w:r>
-        <w:t xml:space="preserve"> </w:t>
-      </w:r>
-      <w:r>
-        <w:t xml:space="preserve">succeeds on the new objects under R1–R6.</w:t>
-      </w:r>
-    </w:p>
-    <w:p>
-      <w:pPr>
-        <w:pStyle w:val="BodyText"/>
-      </w:pPr>
-      <w:r>
-        <w:rPr>
-          <w:b/>
-          <w:bCs/>
-        </w:rPr>
-        <w:t xml:space="preserve">Constraints.</w:t>
-      </w:r>
-      <w:r>
-        <w:t xml:space="preserve"> </w:t>
-      </w:r>
-      <w:r>
-        <w:rPr>
-          <w:rStyle w:val="TeamNote"/>
-        </w:rPr>
-        <w:t xml:space="preserve">Red values are still to be agreed.</w:t>
-      </w:r>
-    </w:p>
-    <w:tbl>
-      <w:tblPr>
-        <w:tblStyle w:val="Table"/>
-        <w:tblW w:type="pct" w:w="5000"/>
-        <w:tblLayout w:type="fixed"/>
-        <w:tblLook w:firstRow="1" w:lastRow="0" w:firstColumn="0" w:lastColumn="0" w:noHBand="0" w:noVBand="0" w:val="0020"/>
-      </w:tblPr>
-      <w:tblGrid>
-        <w:gridCol w:w="613"/>
-        <w:gridCol w:w="1227"/>
-        <w:gridCol w:w="4666"/>
-        <w:gridCol w:w="1412"/>
-      </w:tblGrid>
-      <w:tr>
-        <w:trPr>
-          <w:tblHeader w:val="on"/>
-        </w:trPr>
-        <w:tc>
-          <w:tcPr>
-            <w:tcBorders>
-              <w:bottom w:val="single" w:sz="12" w:space="0" w:color="000000"/>
-            </w:tcBorders>
-          </w:tcPr>
-          <w:p>
-            <w:pPr>
-              <w:pStyle w:val="Compact"/>
-              <w:jc w:val="left"/>
-            </w:pPr>
-            <w:r>
-              <w:rPr>
-                <w:b/>
-                <w:bCs/>
-              </w:rPr>
-              <w:t xml:space="preserve">ID</w:t>
-            </w:r>
-          </w:p>
-        </w:tc>
-        <w:tc>
-          <w:tcPr>
-            <w:tcBorders>
-              <w:bottom w:val="single" w:sz="12" w:space="0" w:color="000000"/>
-            </w:tcBorders>
-          </w:tcPr>
-          <w:p>
-            <w:pPr>
-              <w:pStyle w:val="Compact"/>
-              <w:jc w:val="left"/>
-            </w:pPr>
-            <w:r>
-              <w:rPr>
-                <w:b/>
-                <w:bCs/>
-              </w:rPr>
-              <w:t xml:space="preserve">Requirement</w:t>
-            </w:r>
-          </w:p>
-        </w:tc>
-        <w:tc>
-          <w:tcPr>
-            <w:tcBorders>
-              <w:bottom w:val="single" w:sz="12" w:space="0" w:color="000000"/>
-            </w:tcBorders>
-          </w:tcPr>
-          <w:p>
-            <w:pPr>
-              <w:pStyle w:val="Compact"/>
-              <w:jc w:val="left"/>
-            </w:pPr>
-            <w:r>
-              <w:rPr>
-                <w:b/>
-                <w:bCs/>
-              </w:rPr>
-              <w:t xml:space="preserve">Definition</w:t>
-            </w:r>
-          </w:p>
-        </w:tc>
-        <w:tc>
-          <w:tcPr>
-            <w:tcBorders>
-              <w:bottom w:val="single" w:sz="12" w:space="0" w:color="000000"/>
-            </w:tcBorders>
-          </w:tcPr>
-          <w:p>
-            <w:pPr>
-              <w:pStyle w:val="Compact"/>
-              <w:jc w:val="left"/>
-            </w:pPr>
-            <w:r>
-              <w:rPr>
-                <w:b/>
-                <w:bCs/>
-              </w:rPr>
-              <w:t xml:space="preserve">Target</w:t>
-            </w:r>
-          </w:p>
-        </w:tc>
-      </w:tr>
-      <w:tr>
-        <w:tc>
-          <w:tcPr/>
-          <w:p>
-            <w:pPr>
-              <w:pStyle w:val="Compact"/>
-              <w:jc w:val="left"/>
-            </w:pPr>
-            <w:r>
-              <w:t xml:space="preserve">R1</w:t>
-            </w:r>
-          </w:p>
-        </w:tc>
-        <w:tc>
-          <w:tcPr/>
-          <w:p>
-            <w:pPr>
-              <w:pStyle w:val="Compact"/>
-              <w:jc w:val="left"/>
-            </w:pPr>
-            <w:r>
-              <w:t xml:space="preserve">Supervision</w:t>
-            </w:r>
-          </w:p>
-        </w:tc>
-        <w:tc>
-          <w:tcPr/>
-          <w:p>
-            <w:pPr>
-              <w:pStyle w:val="Compact"/>
-              <w:jc w:val="left"/>
-            </w:pPr>
-            <w:r>
-              <w:t xml:space="preserve">Target data are RGB frames only</w:t>
-            </w:r>
-          </w:p>
-        </w:tc>
-        <w:tc>
-          <w:tcPr/>
-          <w:p>
-            <w:pPr>
-              <w:pStyle w:val="Compact"/>
-              <w:jc w:val="left"/>
-            </w:pPr>
-            <w:r>
-              <w:t xml:space="preserve">Zero target labels</w:t>
-            </w:r>
-          </w:p>
-        </w:tc>
-      </w:tr>
-      <w:tr>
-        <w:tc>
-          <w:tcPr/>
-          <w:p>
-            <w:pPr>
-              <w:pStyle w:val="Compact"/>
-              <w:jc w:val="left"/>
-            </w:pPr>
-            <w:r>
-              <w:t xml:space="preserve">R2</w:t>
-            </w:r>
-          </w:p>
-        </w:tc>
-        <w:tc>
-          <w:tcPr/>
-          <w:p>
-            <w:pPr>
-              <w:pStyle w:val="Compact"/>
-              <w:jc w:val="left"/>
-            </w:pPr>
-            <w:r>
-              <w:t xml:space="preserve">Label budget</w:t>
-            </w:r>
-          </w:p>
-        </w:tc>
-        <w:tc>
-          <w:tcPr/>
-          <w:p>
-            <w:pPr>
-              <w:pStyle w:val="Compact"/>
-              <w:jc w:val="left"/>
-            </w:pPr>
-            <w:r>
-              <w:t xml:space="preserve">Labeled cube demonstrations, identical for every method</w:t>
-            </w:r>
-          </w:p>
-        </w:tc>
-        <w:tc>
-          <w:tcPr/>
-          <w:p>
-            <w:pPr>
-              <w:pStyle w:val="Compact"/>
-              <w:jc w:val="left"/>
-            </w:pPr>
-            <w:r>
-              <w:rPr>
-                <w:rStyle w:val="TeamNote"/>
-              </w:rPr>
-              <w:t xml:space="preserve">300</w:t>
-            </w:r>
-            <w:r>
-              <w:t xml:space="preserve"> </w:t>
-            </w:r>
-            <w:r>
-              <w:t xml:space="preserve">demos</w:t>
-            </w:r>
-          </w:p>
-        </w:tc>
-      </w:tr>
-      <w:tr>
-        <w:tc>
-          <w:tcPr/>
-          <w:p>
-            <w:pPr>
-              <w:pStyle w:val="Compact"/>
-              <w:jc w:val="left"/>
-            </w:pPr>
-            <w:r>
-              <w:t xml:space="preserve">R3</w:t>
-            </w:r>
-          </w:p>
-        </w:tc>
-        <w:tc>
-          <w:tcPr/>
-          <w:p>
-            <w:pPr>
-              <w:pStyle w:val="Compact"/>
-              <w:jc w:val="left"/>
-            </w:pPr>
-            <w:r>
-              <w:t xml:space="preserve">Inputs</w:t>
-            </w:r>
-          </w:p>
-        </w:tc>
-        <w:tc>
-          <w:tcPr/>
-          <w:p>
-            <w:pPr>
-              <w:pStyle w:val="Compact"/>
-              <w:jc w:val="left"/>
-            </w:pPr>
-            <w:r>
-              <w:t xml:space="preserve">No simulator state in any learned model</w:t>
-            </w:r>
-          </w:p>
-        </w:tc>
-        <w:tc>
-          <w:tcPr/>
-          <w:p>
-            <w:pPr>
-              <w:pStyle w:val="Compact"/>
-              <w:jc w:val="left"/>
-            </w:pPr>
-            <w:r>
-              <w:t xml:space="preserve">Images only</w:t>
-            </w:r>
-          </w:p>
-        </w:tc>
-      </w:tr>
-      <w:tr>
-        <w:tc>
-          <w:tcPr/>
-          <w:p>
-            <w:pPr>
-              <w:pStyle w:val="Compact"/>
-              <w:jc w:val="left"/>
-            </w:pPr>
-            <w:r>
-              <w:t xml:space="preserve">R4</w:t>
-            </w:r>
-          </w:p>
-        </w:tc>
-        <w:tc>
-          <w:tcPr/>
-          <w:p>
-            <w:pPr>
-              <w:pStyle w:val="Compact"/>
-              <w:jc w:val="left"/>
-            </w:pPr>
-            <w:r>
-              <w:t xml:space="preserve">Target</w:t>
-            </w:r>
-          </w:p>
-        </w:tc>
-        <w:tc>
-          <w:tcPr/>
-          <w:p>
-            <w:pPr>
-              <w:pStyle w:val="Compact"/>
-              <w:jc w:val="left"/>
-            </w:pPr>
-            <w:r>
-              <w:t xml:space="preserve">Success gain over the cube-only policy on each target, as a fraction of the oracle’s gain</w:t>
-            </w:r>
-          </w:p>
-        </w:tc>
-        <w:tc>
-          <w:tcPr/>
-          <w:p>
-            <w:pPr>
-              <w:pStyle w:val="Compact"/>
-              <w:jc w:val="left"/>
-            </w:pPr>
-            <m:oMath>
-              <m:r>
-                <m:rPr>
-                  <m:sty m:val="p"/>
-                </m:rPr>
-                <m:t>≥</m:t>
-              </m:r>
-            </m:oMath>
-            <w:r>
-              <w:t xml:space="preserve"> </w:t>
-            </w:r>
-            <w:r>
-              <w:rPr>
-                <w:rStyle w:val="TeamNote"/>
-              </w:rPr>
-              <w:t xml:space="preserve">50%</w:t>
-            </w:r>
-            <w:r>
-              <w:t xml:space="preserve"> </w:t>
-            </w:r>
-            <w:r>
-              <w:t xml:space="preserve">of gap</w:t>
-            </w:r>
-          </w:p>
-        </w:tc>
-      </w:tr>
-      <w:tr>
-        <w:tc>
-          <w:tcPr/>
-          <w:p>
-            <w:pPr>
-              <w:pStyle w:val="Compact"/>
-              <w:jc w:val="left"/>
-            </w:pPr>
-            <w:r>
-              <w:t xml:space="preserve">R5</w:t>
-            </w:r>
-          </w:p>
-        </w:tc>
-        <w:tc>
-          <w:tcPr/>
-          <w:p>
-            <w:pPr>
-              <w:pStyle w:val="Compact"/>
-              <w:jc w:val="left"/>
-            </w:pPr>
-            <w:r>
-              <w:t xml:space="preserve">Retention</w:t>
-            </w:r>
-          </w:p>
-        </w:tc>
-        <w:tc>
-          <w:tcPr/>
-          <w:p>
-            <w:pPr>
-              <w:pStyle w:val="Compact"/>
-              <w:jc w:val="left"/>
-            </w:pPr>
-            <w:r>
-              <w:t xml:space="preserve">Drop in cube success after adding target data</w:t>
-            </w:r>
-          </w:p>
-        </w:tc>
-        <w:tc>
-          <w:tcPr/>
-          <w:p>
-            <w:pPr>
-              <w:pStyle w:val="Compact"/>
-              <w:jc w:val="left"/>
-            </w:pPr>
-            <m:oMath>
-              <m:r>
-                <m:rPr>
-                  <m:sty m:val="p"/>
-                </m:rPr>
-                <m:t>≤</m:t>
-              </m:r>
-            </m:oMath>
-            <w:r>
-              <w:t xml:space="preserve"> </w:t>
-            </w:r>
-            <w:r>
-              <w:rPr>
-                <w:rStyle w:val="TeamNote"/>
-              </w:rPr>
-              <w:t xml:space="preserve">10</w:t>
-            </w:r>
-            <w:r>
-              <w:t xml:space="preserve"> </w:t>
-            </w:r>
-            <w:r>
-              <w:t xml:space="preserve">points</w:t>
-            </w:r>
-          </w:p>
-        </w:tc>
-      </w:tr>
-      <w:tr>
-        <w:tc>
-          <w:tcPr/>
-          <w:p>
-            <w:pPr>
-              <w:pStyle w:val="Compact"/>
-              <w:jc w:val="left"/>
-            </w:pPr>
-            <w:r>
-              <w:t xml:space="preserve">R6</w:t>
-            </w:r>
-          </w:p>
-        </w:tc>
-        <w:tc>
-          <w:tcPr/>
-          <w:p>
-            <w:pPr>
-              <w:pStyle w:val="Compact"/>
-              <w:jc w:val="left"/>
-            </w:pPr>
-            <w:r>
-              <w:t xml:space="preserve">Real time</w:t>
-            </w:r>
-          </w:p>
-        </w:tc>
-        <w:tc>
-          <w:tcPr/>
-          <w:p>
-            <w:pPr>
-              <w:pStyle w:val="Compact"/>
-              <w:jc w:val="left"/>
-            </w:pPr>
-            <w:r>
-              <w:t xml:space="preserve">Policy inference per call, within one 50 Hz control step (IDM offline)</w:t>
-            </w:r>
-          </w:p>
-        </w:tc>
-        <w:tc>
-          <w:tcPr/>
-          <w:p>
-            <w:pPr>
-              <w:pStyle w:val="Compact"/>
-              <w:jc w:val="left"/>
-            </w:pPr>
-            <m:oMath>
-              <m:r>
-                <m:rPr>
-                  <m:sty m:val="p"/>
-                </m:rPr>
-                <m:t>&lt;</m:t>
-              </m:r>
-            </m:oMath>
-            <w:r>
-              <w:t xml:space="preserve"> </w:t>
-            </w:r>
-            <w:r>
-              <w:rPr>
-                <w:rStyle w:val="TeamNote"/>
-              </w:rPr>
-              <w:t xml:space="preserve">20</w:t>
-            </w:r>
-            <w:r>
-              <w:t xml:space="preserve"> ms</w:t>
-            </w:r>
-          </w:p>
-        </w:tc>
-      </w:tr>
-    </w:tbl>
-    <w:p>
-      <w:pPr>
-        <w:pStyle w:val="Heading1"/>
-      </w:pPr>
-      <w:r>
-        <w:t xml:space="preserve">Aims/Goals</w:t>
-      </w:r>
-    </w:p>
-    <w:p>
-      <w:pPr>
-        <w:pStyle w:val="FirstParagraph"/>
-      </w:pPr>
-      <w:r>
-        <w:rPr>
-          <w:b/>
-          <w:bCs/>
-        </w:rPr>
-        <w:t xml:space="preserve">Goals.</w:t>
-      </w:r>
-      <w:r>
-        <w:t xml:space="preserve"> </w:t>
-      </w:r>
-      <w:r>
-        <w:t xml:space="preserve">Meet R4 and R5 on each new object with an image-only policy trained on cube</w:t>
-      </w:r>
-      <w:r>
-        <w:t xml:space="preserve"> </w:t>
-      </w:r>
-      <w:r>
-        <w:t xml:space="preserve">demonstrations and action-free target videos; R1–R3 hold by design and R6 is</w:t>
-      </w:r>
-      <w:r>
-        <w:t xml:space="preserve"> </w:t>
-      </w:r>
-      <w:r>
-        <w:t xml:space="preserve">measured.</w:t>
-      </w:r>
-    </w:p>
-    <w:p>
-      <w:pPr>
-        <w:pStyle w:val="BodyText"/>
-      </w:pPr>
-      <w:r>
-        <w:rPr>
-          <w:b/>
-          <w:bCs/>
-        </w:rPr>
-        <w:t xml:space="preserve">Scope.</w:t>
-      </w:r>
-      <w:r>
-        <w:t xml:space="preserve"> </w:t>
-      </w:r>
-      <w:r>
-        <w:t xml:space="preserve">We use OCBench’s visual single-block task; the source is its default</w:t>
-      </w:r>
-      <w:r>
-        <w:t xml:space="preserve"> </w:t>
-      </w:r>
-      <m:oMath>
-        <m:r>
-          <m:t>6</m:t>
-        </m:r>
-        <m:r>
-          <m:rPr>
-            <m:sty m:val="p"/>
-          </m:rPr>
-          <m:t>×</m:t>
-        </m:r>
-        <m:r>
-          <m:t>6</m:t>
-        </m:r>
-        <m:r>
-          <m:rPr>
-            <m:sty m:val="p"/>
-          </m:rPr>
-          <m:t>×</m:t>
-        </m:r>
-        <m:r>
-          <m:t>6</m:t>
-        </m:r>
-      </m:oMath>
-      <w:r>
-        <w:t xml:space="preserve"> cm red cube.</w:t>
-      </w:r>
-      <w:r>
-        <w:t xml:space="preserve"> </w:t>
-      </w:r>
-      <w:r>
-        <w:rPr>
-          <w:rStyle w:val="TeamReview"/>
-        </w:rPr>
-        <w:t xml:space="preserve">The targets separate the factors: (A) a</w:t>
-      </w:r>
-      <w:r>
-        <w:rPr>
-          <w:rStyle w:val="TeamReview"/>
-        </w:rPr>
-        <w:t xml:space="preserve"> </w:t>
-      </w:r>
-      <m:oMath>
-        <m:r>
-          <m:t>6</m:t>
-        </m:r>
-        <m:r>
-          <m:rPr>
-            <m:sty m:val="p"/>
-          </m:rPr>
-          <m:t>×</m:t>
-        </m:r>
-        <m:r>
-          <m:t>6</m:t>
-        </m:r>
-        <m:r>
-          <m:rPr>
-            <m:sty m:val="p"/>
-          </m:rPr>
-          <m:t>×</m:t>
-        </m:r>
-        <m:r>
-          <m:t>6</m:t>
-        </m:r>
-      </m:oMath>
-      <w:r>
-        <w:rPr>
-          <w:rStyle w:val="TeamReview"/>
-        </w:rPr>
-        <w:t xml:space="preserve"> cm blue cube (appearance only), (B) a</w:t>
-      </w:r>
-      <w:r>
-        <w:rPr>
-          <w:rStyle w:val="TeamReview"/>
-        </w:rPr>
-        <w:t xml:space="preserve"> </w:t>
-      </w:r>
-      <m:oMath>
-        <m:r>
-          <m:t>9</m:t>
-        </m:r>
-        <m:r>
-          <m:rPr>
-            <m:sty m:val="p"/>
-          </m:rPr>
-          <m:t>×</m:t>
-        </m:r>
-        <m:r>
-          <m:t>6</m:t>
-        </m:r>
-        <m:r>
-          <m:rPr>
-            <m:sty m:val="p"/>
-          </m:rPr>
-          <m:t>×</m:t>
-        </m:r>
-        <m:r>
-          <m:t>6</m:t>
-        </m:r>
-      </m:oMath>
-      <w:r>
-        <w:rPr>
-          <w:rStyle w:val="TeamReview"/>
-        </w:rPr>
-        <w:t xml:space="preserve"> cm red block (geometry, same grasp width), (C) a</w:t>
-      </w:r>
-      <w:r>
-        <w:rPr>
-          <w:rStyle w:val="TeamReview"/>
-        </w:rPr>
-        <w:t xml:space="preserve"> </w:t>
-      </w:r>
-      <m:oMath>
-        <m:r>
-          <m:t>9</m:t>
-        </m:r>
-        <m:r>
-          <m:rPr>
-            <m:sty m:val="p"/>
-          </m:rPr>
-          <m:t>×</m:t>
-        </m:r>
-        <m:r>
-          <m:t>7</m:t>
-        </m:r>
-        <m:r>
-          <m:rPr>
-            <m:sty m:val="p"/>
-          </m:rPr>
-          <m:t>×</m:t>
-        </m:r>
-        <m:r>
-          <m:t>6</m:t>
-        </m:r>
-      </m:oMath>
-      <w:r>
-        <w:rPr>
-          <w:rStyle w:val="TeamReview"/>
-        </w:rPr>
-        <w:t xml:space="preserve"> cm red block (geometry and grasp width), and, optionally,</w:t>
-      </w:r>
-      <w:r>
-        <w:rPr>
-          <w:rStyle w:val="TeamReview"/>
-        </w:rPr>
-        <w:t xml:space="preserve"> </w:t>
-      </w:r>
-      <w:r>
-        <w:rPr>
-          <w:rStyle w:val="TeamReview"/>
-        </w:rPr>
-        <w:t xml:space="preserve">(D) a</w:t>
-      </w:r>
-      <w:r>
-        <w:rPr>
-          <w:rStyle w:val="TeamReview"/>
-        </w:rPr>
-        <w:t xml:space="preserve"> </w:t>
-      </w:r>
-      <m:oMath>
-        <m:r>
-          <m:t>9</m:t>
-        </m:r>
-        <m:r>
-          <m:rPr>
-            <m:sty m:val="p"/>
-          </m:rPr>
-          <m:t>×</m:t>
-        </m:r>
-        <m:r>
-          <m:t>7</m:t>
-        </m:r>
-        <m:r>
-          <m:rPr>
-            <m:sty m:val="p"/>
-          </m:rPr>
-          <m:t>×</m:t>
-        </m:r>
-        <m:r>
-          <m:t>6</m:t>
-        </m:r>
-      </m:oMath>
-      <w:r>
-        <w:rPr>
-          <w:rStyle w:val="TeamReview"/>
-        </w:rPr>
-        <w:t xml:space="preserve"> cm blue block (all combined).</w:t>
-      </w:r>
-      <w:r>
-        <w:t xml:space="preserve"> </w:t>
-      </w:r>
-      <w:r>
-        <w:t xml:space="preserve">Expert grasps are</w:t>
-      </w:r>
-      <w:r>
-        <w:t xml:space="preserve"> </w:t>
-      </w:r>
-      <w:r>
-        <w:t xml:space="preserve">adapted to each; robot, cameras, lighting, and task stay fixed. Human videos,</w:t>
-      </w:r>
-      <w:r>
-        <w:t xml:space="preserve"> </w:t>
-      </w:r>
-      <w:r>
-        <w:t xml:space="preserve">real hardware, and large pretrained models are out of scope.</w:t>
-      </w:r>
-    </w:p>
-    <w:p>
-      <w:pPr>
-        <w:pStyle w:val="BodyText"/>
-      </w:pPr>
-      <w:r>
-        <w:rPr>
-          <w:b/>
-          <w:bCs/>
-        </w:rPr>
-        <w:t xml:space="preserve">Proposed solution.</w:t>
-      </w:r>
-      <w:r>
-        <w:t xml:space="preserve"> </w:t>
-      </w:r>
-      <w:r>
-        <w:t xml:space="preserve">We adapt the IDM to each target before labeling its videos. The IDM sees frame differences, which emphasize the unchanged arm, and</w:t>
-      </w:r>
-      <w:r>
-        <w:t xml:space="preserve"> </w:t>
-      </w:r>
-      <w:r>
-        <w:t xml:space="preserve">domain-adversarial training</w:t>
-      </w:r>
-      <w:r>
-        <w:t xml:space="preserve"> </w:t>
-      </w:r>
-      <w:hyperlink w:anchor="ref_7">
+        <w:t xml:space="preserve">satisfying R1–R6.</w:t>
+      </w:r>
+      <w:r>
+        <w:t xml:space="preserve"> </w:t>
+      </w:r>
+      <w:r>
+        <w:t xml:space="preserve">We adapt the IDM to each target before labeling its videos, using frame differences for</w:t>
+      </w:r>
+      <w:r>
+        <w:t xml:space="preserve"> </w:t>
+      </w:r>
+      <w:r>
+        <w:t xml:space="preserve">motion cues and DANN</w:t>
+      </w:r>
+      <w:r>
+        <w:t xml:space="preserve"> </w:t>
+      </w:r>
+      <w:hyperlink w:anchor="ref_8">
         <w:r>
           <w:rPr>
             <w:rStyle w:val="Hyperlink"/>
           </w:rPr>
-          <w:t xml:space="preserve">[7]</w:t>
+          <w:t xml:space="preserve">[8]</w:t>
         </w:r>
       </w:hyperlink>
       <w:r>
         <w:t xml:space="preserve"> </w:t>
       </w:r>
       <w:r>
-        <w:t xml:space="preserve">makes its features</w:t>
-      </w:r>
-      <w:r>
-        <w:t xml:space="preserve"> </w:t>
-      </w:r>
-      <w:r>
-        <w:t xml:space="preserve">indistinguishable between cube and target frames while still predicting cube</w:t>
-      </w:r>
-      <w:r>
-        <w:t xml:space="preserve"> </w:t>
-      </w:r>
-      <w:r>
-        <w:t xml:space="preserve">actions. One policy per target then trains on cube demonstrations plus pseudo-labeled</w:t>
-      </w:r>
-      <w:r>
-        <w:t xml:space="preserve"> </w:t>
-      </w:r>
-      <w:r>
-        <w:t xml:space="preserve">target videos.</w:t>
-      </w:r>
-      <w:r>
-        <w:t xml:space="preserve"> </w:t>
-      </w:r>
-      <w:r>
-        <w:rPr>
-          <w:rStyle w:val="TeamReview"/>
-        </w:rPr>
-        <w:t xml:space="preserve">Adaptation should help most on A, whose</w:t>
-      </w:r>
-      <w:r>
-        <w:rPr>
-          <w:rStyle w:val="TeamReview"/>
-        </w:rPr>
-        <w:t xml:space="preserve"> </w:t>
-      </w:r>
-      <w:r>
-        <w:rPr>
-          <w:rStyle w:val="TeamReview"/>
-        </w:rPr>
-        <w:t xml:space="preserve">actions match the cube’s.</w:t>
+        <w:t xml:space="preserve">to encourage domain-invariant features while</w:t>
+      </w:r>
+      <w:r>
+        <w:t xml:space="preserve"> </w:t>
+      </w:r>
+      <w:r>
+        <w:t xml:space="preserve">still predicting cube actions. One ACT policy per target then trains on cube</w:t>
+      </w:r>
+      <w:r>
+        <w:t xml:space="preserve"> </w:t>
+      </w:r>
+      <w:r>
+        <w:t xml:space="preserve">demonstrations plus pseudo-labeled target videos. Adaptation should help most on A,</w:t>
+      </w:r>
+      <w:r>
+        <w:t xml:space="preserve"> </w:t>
+      </w:r>
+      <w:r>
+        <w:t xml:space="preserve">where only appearance changes.</w:t>
       </w:r>
     </w:p>
     <w:p>
@@ -1271,15 +1205,9 @@
         <w:t xml:space="preserve"> </w:t>
       </w:r>
       <w:r>
-        <w:rPr>
-          <w:rStyle w:val="TeamReview"/>
-        </w:rPr>
         <w:t xml:space="preserve">Observations are</w:t>
       </w:r>
       <w:r>
-        <w:rPr>
-          <w:rStyle w:val="TeamReview"/>
-        </w:rPr>
         <w:t xml:space="preserve"> </w:t>
       </w:r>
       <m:oMath>
@@ -1297,186 +1225,50 @@
         </m:r>
       </m:oMath>
       <w:r>
-        <w:rPr>
-          <w:rStyle w:val="TeamReview"/>
-        </w:rPr>
-        <w:t xml:space="preserve"> </w:t>
-      </w:r>
-      <w:r>
-        <w:rPr>
-          <w:rStyle w:val="TeamReview"/>
-        </w:rPr>
-        <w:t xml:space="preserve">images from the front, side, and wrist</w:t>
-      </w:r>
-      <w:r>
-        <w:rPr>
-          <w:rStyle w:val="TeamReview"/>
-        </w:rPr>
-        <w:t xml:space="preserve"> </w:t>
-      </w:r>
-      <w:r>
-        <w:rPr>
-          <w:rStyle w:val="TeamReview"/>
-        </w:rPr>
-        <w:t xml:space="preserve">cameras; actions are seven normalized joint and gripper increments at 50 Hz. The</w:t>
-      </w:r>
-      <w:r>
-        <w:rPr>
-          <w:rStyle w:val="TeamReview"/>
-        </w:rPr>
-        <w:t xml:space="preserve"> </w:t>
-      </w:r>
-      <w:r>
-        <w:rPr>
-          <w:rStyle w:val="TeamReview"/>
-        </w:rPr>
-        <w:t xml:space="preserve">IDM’s convolutional encoder, shared across cameras, embeds</w:t>
-      </w:r>
-      <w:r>
-        <w:rPr>
-          <w:rStyle w:val="TeamReview"/>
-        </w:rPr>
-        <w:t xml:space="preserve"> </w:t>
-      </w:r>
-      <m:oMath>
-        <m:sSub>
-          <m:e>
-            <m:r>
-              <m:t>o</m:t>
-            </m:r>
-          </m:e>
-          <m:sub>
-            <m:r>
-              <m:t>t</m:t>
-            </m:r>
-          </m:sub>
-        </m:sSub>
-      </m:oMath>
-      <w:r>
-        <w:rPr>
-          <w:rStyle w:val="TeamReview"/>
-        </w:rPr>
-        <w:t xml:space="preserve">,</w:t>
-      </w:r>
-      <w:r>
-        <w:rPr>
-          <w:rStyle w:val="TeamReview"/>
-        </w:rPr>
-        <w:t xml:space="preserve"> </w:t>
-      </w:r>
-      <m:oMath>
-        <m:sSub>
-          <m:e>
-            <m:r>
-              <m:t>o</m:t>
-            </m:r>
-          </m:e>
-          <m:sub>
-            <m:r>
-              <m:t>t</m:t>
-            </m:r>
-            <m:r>
-              <m:rPr>
-                <m:sty m:val="p"/>
-              </m:rPr>
-              <m:t>+</m:t>
-            </m:r>
-            <m:r>
-              <m:t>1</m:t>
-            </m:r>
-          </m:sub>
-        </m:sSub>
-      </m:oMath>
-      <w:r>
-        <w:rPr>
-          <w:rStyle w:val="TeamReview"/>
-        </w:rPr>
-        <w:t xml:space="preserve">, and</w:t>
-      </w:r>
-      <w:r>
-        <w:rPr>
-          <w:rStyle w:val="TeamReview"/>
-        </w:rPr>
-        <w:t xml:space="preserve"> </w:t>
-      </w:r>
-      <w:r>
-        <w:rPr>
-          <w:rStyle w:val="TeamReview"/>
-        </w:rPr>
-        <w:t xml:space="preserve">their difference, and an MLP regresses</w:t>
-      </w:r>
-      <w:r>
-        <w:rPr>
-          <w:rStyle w:val="TeamReview"/>
-        </w:rPr>
-        <w:t xml:space="preserve"> </w:t>
-      </w:r>
-      <m:oMath>
-        <m:sSub>
-          <m:e>
-            <m:r>
-              <m:t>a</m:t>
-            </m:r>
-          </m:e>
-          <m:sub>
-            <m:r>
-              <m:t>t</m:t>
-            </m:r>
-          </m:sub>
-        </m:sSub>
-      </m:oMath>
-      <w:r>
-        <w:rPr>
-          <w:rStyle w:val="TeamReview"/>
-        </w:rPr>
-        <w:t xml:space="preserve"> </w:t>
-      </w:r>
-      <w:r>
-        <w:rPr>
-          <w:rStyle w:val="TeamReview"/>
-        </w:rPr>
-        <w:t xml:space="preserve">with mean squared error. A</w:t>
-      </w:r>
-      <w:r>
-        <w:rPr>
-          <w:rStyle w:val="TeamReview"/>
-        </w:rPr>
-        <w:t xml:space="preserve"> </w:t>
-      </w:r>
-      <w:r>
-        <w:rPr>
-          <w:rStyle w:val="TeamReview"/>
-        </w:rPr>
-        <w:t xml:space="preserve">discriminator classifies these features as cube or target (binary</w:t>
-      </w:r>
-      <w:r>
-        <w:rPr>
-          <w:rStyle w:val="TeamReview"/>
-        </w:rPr>
-        <w:t xml:space="preserve"> </w:t>
-      </w:r>
-      <w:r>
-        <w:rPr>
-          <w:rStyle w:val="TeamReview"/>
-        </w:rPr>
-        <w:t xml:space="preserve">cross-entropy); a gradient reversal layer returns its gradient to the encoder</w:t>
-      </w:r>
-      <w:r>
-        <w:rPr>
-          <w:rStyle w:val="TeamReview"/>
-        </w:rPr>
-        <w:t xml:space="preserve"> </w:t>
-      </w:r>
-      <w:r>
-        <w:rPr>
-          <w:rStyle w:val="TeamReview"/>
-        </w:rPr>
-        <w:t xml:space="preserve">with flipped sign, scaled by a weight</w:t>
-      </w:r>
-      <w:r>
-        <w:rPr>
-          <w:rStyle w:val="TeamReview"/>
-        </w:rPr>
+        <w:t xml:space="preserve"> </w:t>
+      </w:r>
+      <w:r>
+        <w:t xml:space="preserve">RGB images from the front, side, and wrist cameras;</w:t>
+      </w:r>
+      <w:r>
+        <w:t xml:space="preserve"> </w:t>
+      </w:r>
+      <w:r>
+        <w:t xml:space="preserve">actions are seven normalized joint and gripper increments at 50 Hz. The IDM uses a</w:t>
+      </w:r>
+      <w:r>
+        <w:t xml:space="preserve"> </w:t>
+      </w:r>
+      <w:r>
+        <w:t xml:space="preserve">convolutional encoder shared across cameras to embed consecutive frames and their</w:t>
+      </w:r>
+      <w:r>
+        <w:t xml:space="preserve"> </w:t>
+      </w:r>
+      <w:r>
+        <w:t xml:space="preserve">difference, followed by an MLP trained with action mean squared error. Following DANN</w:t>
+      </w:r>
+      <w:r>
+        <w:t xml:space="preserve"> </w:t>
+      </w:r>
+      <w:hyperlink w:anchor="ref_8">
+        <w:r>
+          <w:rPr>
+            <w:rStyle w:val="Hyperlink"/>
+          </w:rPr>
+          <w:t xml:space="preserve">[8]</w:t>
+        </w:r>
+      </w:hyperlink>
+      <w:r>
+        <w:t xml:space="preserve">, a domain discriminator is trained with binary cross-entropy</w:t>
+      </w:r>
+      <w:r>
+        <w:t xml:space="preserve"> </w:t>
+      </w:r>
+      <w:r>
+        <w:t xml:space="preserve">through a gradient reversal layer, whose reversed gradient is scaled by a weight</w:t>
+      </w:r>
+      <w:r>
         <w:t xml:space="preserve"> </w:t>
       </w:r>
       <m:oMath>
@@ -1485,21 +1277,18 @@
         </m:r>
       </m:oMath>
       <w:r>
-        <w:rPr>
-          <w:rStyle w:val="TeamReview"/>
-        </w:rPr>
-        <w:t xml:space="preserve"> </w:t>
-      </w:r>
-      <w:r>
-        <w:rPr>
-          <w:rStyle w:val="TeamReview"/>
-        </w:rPr>
-        <w:t xml:space="preserve">that ramps up as in DANN;</w:t>
-      </w:r>
-      <w:r>
-        <w:rPr>
-          <w:rStyle w:val="TeamReview"/>
-        </w:rPr>
+        <w:t xml:space="preserve"> </w:t>
+      </w:r>
+      <w:r>
+        <w:t xml:space="preserve">that ramps up during training. The IDM retains its supervised source</w:t>
+      </w:r>
+      <w:r>
+        <w:t xml:space="preserve"> </w:t>
+      </w:r>
+      <w:r>
+        <w:t xml:space="preserve">action-prediction loss;</w:t>
+      </w:r>
+      <w:r>
         <w:t xml:space="preserve"> </w:t>
       </w:r>
       <m:oMath>
@@ -1517,122 +1306,54 @@
         </m:r>
       </m:oMath>
       <w:r>
-        <w:rPr>
-          <w:rStyle w:val="TeamReview"/>
-        </w:rPr>
-        <w:t xml:space="preserve"> </w:t>
-      </w:r>
-      <w:r>
-        <w:rPr>
-          <w:rStyle w:val="TeamReview"/>
-        </w:rPr>
-        <w:t xml:space="preserve">gives the unadapted IDM. The policy shares the encoder, takes</w:t>
-      </w:r>
-      <w:r>
-        <w:rPr>
-          <w:rStyle w:val="TeamReview"/>
-        </w:rPr>
-        <w:t xml:space="preserve"> </w:t>
-      </w:r>
-      <m:oMath>
-        <m:sSub>
-          <m:e>
-            <m:r>
-              <m:t>o</m:t>
-            </m:r>
-          </m:e>
-          <m:sub>
-            <m:r>
-              <m:t>t</m:t>
-            </m:r>
-          </m:sub>
-        </m:sSub>
-      </m:oMath>
-      <w:r>
-        <w:rPr>
-          <w:rStyle w:val="TeamReview"/>
-        </w:rPr>
-        <w:t xml:space="preserve">,</w:t>
-      </w:r>
-      <w:r>
-        <w:rPr>
-          <w:rStyle w:val="TeamReview"/>
-        </w:rPr>
-        <w:t xml:space="preserve"> </w:t>
-      </w:r>
-      <w:r>
-        <w:rPr>
-          <w:rStyle w:val="TeamReview"/>
-        </w:rPr>
-        <w:t xml:space="preserve">and is trained with flow matching to predict the next</w:t>
-      </w:r>
-      <w:r>
-        <w:rPr>
-          <w:rStyle w:val="TeamReview"/>
-        </w:rPr>
-        <w:t xml:space="preserve"> </w:t>
-      </w:r>
-      <w:r>
-        <w:rPr>
-          <w:rStyle w:val="TeamNote"/>
-        </w:rPr>
-        <w:t xml:space="preserve">25</w:t>
-      </w:r>
-      <w:r>
-        <w:rPr>
-          <w:rStyle w:val="TeamReview"/>
-        </w:rPr>
-        <w:t xml:space="preserve"> </w:t>
-      </w:r>
-      <w:r>
-        <w:rPr>
-          <w:rStyle w:val="TeamReview"/>
-        </w:rPr>
-        <w:t xml:space="preserve">actions, executed</w:t>
-      </w:r>
-      <w:r>
-        <w:rPr>
-          <w:rStyle w:val="TeamReview"/>
-        </w:rPr>
-        <w:t xml:space="preserve"> </w:t>
-      </w:r>
-      <w:r>
-        <w:rPr>
-          <w:rStyle w:val="TeamReview"/>
-        </w:rPr>
-        <w:t xml:space="preserve">open loop as in OCBench</w:t>
-      </w:r>
-      <w:r>
-        <w:rPr>
-          <w:rStyle w:val="TeamReview"/>
-        </w:rPr>
-        <w:t xml:space="preserve"> </w:t>
-      </w:r>
-      <w:hyperlink w:anchor="ref_1">
+        <w:t xml:space="preserve"> </w:t>
+      </w:r>
+      <w:r>
+        <w:t xml:space="preserve">gives the unadapted IDM. The policy is an</w:t>
+      </w:r>
+      <w:r>
+        <w:t xml:space="preserve"> </w:t>
+      </w:r>
+      <w:r>
+        <w:t xml:space="preserve">image-only adaptation of ACT</w:t>
+      </w:r>
+      <w:r>
+        <w:t xml:space="preserve"> </w:t>
+      </w:r>
+      <w:hyperlink w:anchor="ref_3">
         <w:r>
           <w:rPr>
             <w:rStyle w:val="Hyperlink"/>
           </w:rPr>
-          <w:t xml:space="preserve">[1]</w:t>
+          <w:t xml:space="preserve">[3]</w:t>
         </w:r>
       </w:hyperlink>
       <w:r>
-        <w:rPr>
-          <w:rStyle w:val="TeamReview"/>
-        </w:rPr>
-        <w:t xml:space="preserve">. All methods share encoder, data, and</w:t>
-      </w:r>
-      <w:r>
-        <w:rPr>
-          <w:rStyle w:val="TeamReview"/>
-        </w:rPr>
-        <w:t xml:space="preserve"> </w:t>
-      </w:r>
-      <w:r>
-        <w:rPr>
-          <w:rStyle w:val="TeamReview"/>
-        </w:rPr>
-        <w:t xml:space="preserve">budget (PyTorch).</w:t>
+        <w:t xml:space="preserve">, excluding joint-position inputs and</w:t>
+      </w:r>
+      <w:r>
+        <w:t xml:space="preserve"> </w:t>
+      </w:r>
+      <w:r>
+        <w:t xml:space="preserve">predicting chunks of 25 action increments. It is trained as a conditional VAE with L1</w:t>
+      </w:r>
+      <w:r>
+        <w:t xml:space="preserve"> </w:t>
+      </w:r>
+      <w:r>
+        <w:t xml:space="preserve">reconstruction and KL-divergence losses. Chunks are executed open loop without temporal</w:t>
+      </w:r>
+      <w:r>
+        <w:t xml:space="preserve"> </w:t>
+      </w:r>
+      <w:r>
+        <w:t xml:space="preserve">ensembling. IDM and policy encoder weights are separate. All policy comparisons use the</w:t>
+      </w:r>
+      <w:r>
+        <w:t xml:space="preserve"> </w:t>
+      </w:r>
+      <w:r>
+        <w:t xml:space="preserve">same ACT architecture and training budget in PyTorch.</w:t>
       </w:r>
     </w:p>
     <w:p>
@@ -1650,15 +1371,15 @@
         <w:t xml:space="preserve"> </w:t>
       </w:r>
       <w:r>
-        <w:rPr>
-          <w:rStyle w:val="TeamReview"/>
-        </w:rPr>
-        <w:t xml:space="preserve">Splits are made by episode. Target actions never select models: the</w:t>
-      </w:r>
-      <w:r>
-        <w:rPr>
-          <w:rStyle w:val="TeamReview"/>
-        </w:rPr>
+        <w:t xml:space="preserve">Demonstrations are split by episode into 80% training, 10% validation, and 10% test,</w:t>
+      </w:r>
+      <w:r>
+        <w:t xml:space="preserve"> </w:t>
+      </w:r>
+      <w:r>
+        <w:t xml:space="preserve">with identical splits across methods. Target actions never select models:</w:t>
+      </w:r>
+      <w:r>
         <w:t xml:space="preserve"> </w:t>
       </w:r>
       <m:oMath>
@@ -1667,52 +1388,64 @@
         </m:r>
       </m:oMath>
       <w:r>
-        <w:rPr>
-          <w:rStyle w:val="TeamReview"/>
-        </w:rPr>
-        <w:t xml:space="preserve"> </w:t>
-      </w:r>
-      <w:r>
-        <w:rPr>
-          <w:rStyle w:val="TeamReview"/>
-        </w:rPr>
-        <w:t xml:space="preserve">schedule is fixed in advance, IDM checkpoints follow source validation</w:t>
-      </w:r>
-      <w:r>
-        <w:rPr>
-          <w:rStyle w:val="TeamReview"/>
-        </w:rPr>
-        <w:t xml:space="preserve"> </w:t>
-      </w:r>
-      <w:r>
-        <w:rPr>
-          <w:rStyle w:val="TeamReview"/>
-        </w:rPr>
-        <w:t xml:space="preserve">error, and policies train for a fixed number of steps. We report target success,</w:t>
-      </w:r>
-      <w:r>
-        <w:rPr>
-          <w:rStyle w:val="TeamReview"/>
-        </w:rPr>
-        <w:t xml:space="preserve"> </w:t>
-      </w:r>
-      <w:r>
-        <w:rPr>
-          <w:rStyle w:val="TeamReview"/>
-        </w:rPr>
-        <w:t xml:space="preserve">cube retention, per-component IDM error, and latency over three seeds and 100</w:t>
-      </w:r>
-      <w:r>
-        <w:rPr>
-          <w:rStyle w:val="TeamReview"/>
-        </w:rPr>
-        <w:t xml:space="preserve"> </w:t>
-      </w:r>
-      <w:r>
-        <w:rPr>
-          <w:rStyle w:val="TeamReview"/>
-        </w:rPr>
-        <w:t xml:space="preserve">episodes per method and object, with identical initial states.</w:t>
+        <w:t xml:space="preserve"> </w:t>
+      </w:r>
+      <w:r>
+        <w:t xml:space="preserve">is</w:t>
+      </w:r>
+      <w:r>
+        <w:t xml:space="preserve"> </w:t>
+      </w:r>
+      <w:r>
+        <w:t xml:space="preserve">prescheduled, IDM checkpoints follow source validation error, and policy training steps</w:t>
+      </w:r>
+      <w:r>
+        <w:t xml:space="preserve"> </w:t>
+      </w:r>
+      <w:r>
+        <w:t xml:space="preserve">are fixed. Across three seeds, we report per-component IDM error on held-out test</w:t>
+      </w:r>
+      <w:r>
+        <w:t xml:space="preserve"> </w:t>
+      </w:r>
+      <w:r>
+        <w:t xml:space="preserve">transitions, policy inference latency, and target success and cube retention over 100</w:t>
+      </w:r>
+      <w:r>
+        <w:t xml:space="preserve"> </w:t>
+      </w:r>
+      <w:r>
+        <w:t xml:space="preserve">separate evaluation rollouts per seed, method, and object, with identical initial states</w:t>
+      </w:r>
+      <w:r>
+        <w:t xml:space="preserve"> </w:t>
+      </w:r>
+      <w:r>
+        <w:t xml:space="preserve">across methods. We compare ACT policies using (a) cube-only data, (b) unadapted IDM</w:t>
+      </w:r>
+      <w:r>
+        <w:t xml:space="preserve"> </w:t>
+      </w:r>
+      <w:r>
+        <w:t xml:space="preserve">labels, (c) DANN-adapted IDM labels, (d) true target actions, and (e) cube-only</w:t>
+      </w:r>
+      <w:r>
+        <w:t xml:space="preserve"> </w:t>
+      </w:r>
+      <w:r>
+        <w:t xml:space="preserve">augmentation; optionally, (f) adds policy-encoder alignment to (b). Target actions</w:t>
+      </w:r>
+      <w:r>
+        <w:t xml:space="preserve"> </w:t>
+      </w:r>
+      <w:r>
+        <w:t xml:space="preserve">otherwise serve only post-training evaluation. R4 is inconclusive if (d)’s success does</w:t>
+      </w:r>
+      <w:r>
+        <w:t xml:space="preserve"> </w:t>
+      </w:r>
+      <w:r>
+        <w:t xml:space="preserve">not exceed (a)’s.</w:t>
       </w:r>
     </w:p>
     <w:p>
@@ -1730,46 +1463,43 @@
         <w:t xml:space="preserve"> </w:t>
       </w:r>
       <w:r>
-        <w:rPr>
-          <w:rStyle w:val="TeamReview"/>
-        </w:rPr>
-        <w:t xml:space="preserve">We compare (a) a cube-only behavioral cloning policy, (b) an unadapted</w:t>
-      </w:r>
-      <w:r>
-        <w:rPr>
-          <w:rStyle w:val="TeamReview"/>
-        </w:rPr>
-        <w:t xml:space="preserve"> </w:t>
-      </w:r>
-      <w:r>
-        <w:rPr>
-          <w:rStyle w:val="TeamReview"/>
-        </w:rPr>
-        <w:t xml:space="preserve">IDM, (c) our adversarial IDM, and (d) an oracle trained with true target actions;</w:t>
-      </w:r>
-      <w:r>
-        <w:rPr>
-          <w:rStyle w:val="TeamReview"/>
-        </w:rPr>
-        <w:t xml:space="preserve"> </w:t>
-      </w:r>
-      <w:r>
-        <w:rPr>
-          <w:rStyle w:val="TeamReview"/>
-        </w:rPr>
-        <w:t xml:space="preserve">optionally, (e) applies the alignment to the policy encoder instead. (b) versus</w:t>
-      </w:r>
-      <w:r>
-        <w:rPr>
-          <w:rStyle w:val="TeamReview"/>
-        </w:rPr>
-        <w:t xml:space="preserve"> </w:t>
-      </w:r>
-      <w:r>
-        <w:rPr>
-          <w:rStyle w:val="TeamReview"/>
-        </w:rPr>
-        <w:t xml:space="preserve">(c) isolates adaptation; (a) and (d) anchor R4.</w:t>
+        <w:t xml:space="preserve">Methods (b)–(d) also use cube demonstrations; (b) and (c) share augmentation settings.</w:t>
+      </w:r>
+      <w:r>
+        <w:t xml:space="preserve"> </w:t>
+      </w:r>
+      <w:r>
+        <w:t xml:space="preserve">Comparing (b)/(c) isolates IDM adaptation; (e)/(c) tests gains over strong source-only</w:t>
+      </w:r>
+      <w:r>
+        <w:t xml:space="preserve"> </w:t>
+      </w:r>
+      <w:r>
+        <w:t xml:space="preserve">augmentation; (a)/(d) anchor R4. Method (e) uses hue, brightness, contrast, and</w:t>
+      </w:r>
+      <w:r>
+        <w:t xml:space="preserve"> </w:t>
+      </w:r>
+      <w:r>
+        <w:t xml:space="preserve">saturation jitter and small random crops. We expect it to be competitive on A; B and C</w:t>
+      </w:r>
+      <w:r>
+        <w:t xml:space="preserve"> </w:t>
+      </w:r>
+      <w:r>
+        <w:t xml:space="preserve">test geometry and grasp-width changes these augmentations do not directly reproduce. We</w:t>
+      </w:r>
+      <w:r>
+        <w:t xml:space="preserve"> </w:t>
+      </w:r>
+      <w:r>
+        <w:t xml:space="preserve">hypothesize that (c) improves pseudo-label accuracy and policy success over (b), while</w:t>
+      </w:r>
+      <w:r>
+        <w:t xml:space="preserve"> </w:t>
+      </w:r>
+      <w:r>
+        <w:t xml:space="preserve">testing for negative transfer.</w:t>
       </w:r>
     </w:p>
     <w:p>
@@ -1795,130 +1525,49 @@
         <w:t xml:space="preserve"> </w:t>
       </w:r>
       <w:r>
-        <w:t xml:space="preserve">We generate all data in OCBench with MuJoCo:</w:t>
-      </w:r>
-      <w:r>
-        <w:t xml:space="preserve"> </w:t>
-      </w:r>
-      <w:r>
-        <w:rPr>
-          <w:rStyle w:val="TeamNote"/>
-        </w:rPr>
-        <w:t xml:space="preserve">300</w:t>
-      </w:r>
-      <w:r>
-        <w:t xml:space="preserve"> </w:t>
-      </w:r>
-      <w:r>
-        <w:t xml:space="preserve">labeled cube demonstrations</w:t>
-      </w:r>
-      <w:r>
-        <w:t xml:space="preserve"> </w:t>
-      </w:r>
-      <w:r>
-        <w:t xml:space="preserve">and</w:t>
-      </w:r>
-      <w:r>
-        <w:t xml:space="preserve"> </w:t>
-      </w:r>
-      <w:r>
-        <w:rPr>
-          <w:rStyle w:val="TeamNote"/>
-        </w:rPr>
-        <w:t xml:space="preserve">200</w:t>
-      </w:r>
-      <w:r>
-        <w:t xml:space="preserve"> </w:t>
-      </w:r>
-      <w:r>
-        <w:t xml:space="preserve">action-free videos per target, keeping true target actions only for</w:t>
-      </w:r>
-      <w:r>
-        <w:t xml:space="preserve"> </w:t>
-      </w:r>
-      <w:r>
-        <w:t xml:space="preserve">evaluation and the oracle; no licensing or ethics constraints apply. Training</w:t>
-      </w:r>
-      <w:r>
-        <w:t xml:space="preserve"> </w:t>
-      </w:r>
-      <w:r>
-        <w:t xml:space="preserve">uses one NVIDIA A10G GPU; the pilot estimates compute.</w:t>
-      </w:r>
-      <w:r>
-        <w:t xml:space="preserve"> </w:t>
-      </w:r>
-      <w:r>
-        <w:rPr>
-          <w:rStyle w:val="TeamReview"/>
-        </w:rPr>
-        <w:t xml:space="preserve">A pilot by</w:t>
-      </w:r>
-      <w:r>
-        <w:rPr>
-          <w:rStyle w:val="TeamReview"/>
-        </w:rPr>
-        <w:t xml:space="preserve"> </w:t>
-      </w:r>
-      <w:r>
-        <w:rPr>
-          <w:rStyle w:val="TeamNote"/>
-        </w:rPr>
-        <w:t xml:space="preserve">October 21</w:t>
-      </w:r>
-      <w:r>
-        <w:rPr>
-          <w:rStyle w:val="TeamReview"/>
-        </w:rPr>
-        <w:t xml:space="preserve"> </w:t>
-      </w:r>
-      <w:r>
-        <w:rPr>
-          <w:rStyle w:val="TeamReview"/>
-        </w:rPr>
-        <w:t xml:space="preserve">checks expert success and, on the cube and each target, the</w:t>
-      </w:r>
-      <w:r>
-        <w:rPr>
-          <w:rStyle w:val="TeamReview"/>
-        </w:rPr>
-        <w:t xml:space="preserve"> </w:t>
-      </w:r>
-      <w:r>
-        <w:rPr>
-          <w:rStyle w:val="TeamReview"/>
-        </w:rPr>
-        <w:t xml:space="preserve">cube-only policy’s success and the IDM’s error.</w:t>
-      </w:r>
-      <w:r>
-        <w:t xml:space="preserve"> </w:t>
-      </w:r>
-      <w:r>
-        <w:t xml:space="preserve">Core methods follow by</w:t>
-      </w:r>
-      <w:r>
-        <w:t xml:space="preserve"> </w:t>
-      </w:r>
-      <w:r>
-        <w:rPr>
-          <w:rStyle w:val="TeamNote"/>
-        </w:rPr>
-        <w:t xml:space="preserve">November 1</w:t>
-      </w:r>
-      <w:r>
-        <w:t xml:space="preserve">; evaluation by</w:t>
-      </w:r>
-      <w:r>
-        <w:t xml:space="preserve"> </w:t>
-      </w:r>
-      <w:r>
-        <w:rPr>
-          <w:rStyle w:val="TeamNote"/>
-        </w:rPr>
-        <w:t xml:space="preserve">November 18</w:t>
-      </w:r>
-      <w:r>
-        <w:t xml:space="preserve">.</w:t>
+        <w:t xml:space="preserve">We generate all data in OCBench with MuJoCo: 100 labeled cube demonstrations (300 if</w:t>
+      </w:r>
+      <w:r>
+        <w:t xml:space="preserve"> </w:t>
+      </w:r>
+      <w:r>
+        <w:t xml:space="preserve">cube-only ACT scores below 80% in separate cube-validation rollouts; the budget and</w:t>
+      </w:r>
+      <w:r>
+        <w:t xml:space="preserve"> </w:t>
+      </w:r>
+      <w:r>
+        <w:t xml:space="preserve">split ratios are fixed before any comparison) and 200 action-free videos per target,</w:t>
+      </w:r>
+      <w:r>
+        <w:t xml:space="preserve"> </w:t>
+      </w:r>
+      <w:r>
+        <w:t xml:space="preserve">keeping true target actions only for evaluation and the oracle; no licensing or ethics</w:t>
+      </w:r>
+      <w:r>
+        <w:t xml:space="preserve"> </w:t>
+      </w:r>
+      <w:r>
+        <w:t xml:space="preserve">constraints apply. Training uses one NVIDIA A10G GPU; the pilot estimates compute. A</w:t>
+      </w:r>
+      <w:r>
+        <w:t xml:space="preserve"> </w:t>
+      </w:r>
+      <w:r>
+        <w:t xml:space="preserve">pilot by October 21 checks expert success, the cube-only policy’s success on the cube</w:t>
+      </w:r>
+      <w:r>
+        <w:t xml:space="preserve"> </w:t>
+      </w:r>
+      <w:r>
+        <w:t xml:space="preserve">and each target, and the IDM’s source validation error. Core methods follow by November</w:t>
+      </w:r>
+      <w:r>
+        <w:t xml:space="preserve"> </w:t>
+      </w:r>
+      <w:r>
+        <w:t xml:space="preserve">1; evaluation by November 18.</w:t>
       </w:r>
     </w:p>
     <w:p>
@@ -1944,93 +1593,45 @@
         <w:t xml:space="preserve"> </w:t>
       </w:r>
       <w:r>
-        <w:rPr>
-          <w:rStyle w:val="TeamReview"/>
-        </w:rPr>
-        <w:t xml:space="preserve">Adversarial training aligns feature distributions, not the</w:t>
-      </w:r>
-      <w:r>
-        <w:rPr>
-          <w:rStyle w:val="TeamReview"/>
-        </w:rPr>
-        <w:t xml:space="preserve"> </w:t>
-      </w:r>
-      <w:r>
-        <w:rPr>
-          <w:rStyle w:val="TeamReview"/>
-        </w:rPr>
-        <w:t xml:space="preserve">action each feature maps to</w:t>
-      </w:r>
-      <w:r>
-        <w:rPr>
-          <w:rStyle w:val="TeamReview"/>
-        </w:rPr>
-        <w:t xml:space="preserve"> </w:t>
-      </w:r>
-      <w:hyperlink w:anchor="ref_8">
+        <w:t xml:space="preserve">Adversarial alignment does not guarantee action alignment</w:t>
+      </w:r>
+      <w:r>
+        <w:t xml:space="preserve"> </w:t>
+      </w:r>
+      <w:hyperlink w:anchor="ref_9">
         <w:r>
           <w:rPr>
             <w:rStyle w:val="Hyperlink"/>
           </w:rPr>
-          <w:t xml:space="preserve">[8]</w:t>
+          <w:t xml:space="preserve">[9]</w:t>
         </w:r>
       </w:hyperlink>
       <w:r>
-        <w:rPr>
-          <w:rStyle w:val="TeamReview"/>
-        </w:rPr>
-        <w:t xml:space="preserve">; we expect actions to stay</w:t>
-      </w:r>
-      <w:r>
-        <w:rPr>
-          <w:rStyle w:val="TeamReview"/>
-        </w:rPr>
-        <w:t xml:space="preserve"> </w:t>
-      </w:r>
-      <w:r>
-        <w:rPr>
-          <w:rStyle w:val="TeamReview"/>
-        </w:rPr>
-        <w:t xml:space="preserve">readable from arm motion, which per-component errors will test.</w:t>
-      </w:r>
-      <w:r>
-        <w:t xml:space="preserve"> </w:t>
-      </w:r>
-      <w:r>
-        <w:t xml:space="preserve">If the expert</w:t>
-      </w:r>
-      <w:r>
-        <w:t xml:space="preserve"> </w:t>
-      </w:r>
-      <w:r>
-        <w:t xml:space="preserve">fails on a target, we adjust the object or grasp</w:t>
-      </w:r>
-      <w:r>
-        <w:rPr>
-          <w:rStyle w:val="TeamReview"/>
-        </w:rPr>
-        <w:t xml:space="preserve">; if the cube-only policy</w:t>
-      </w:r>
-      <w:r>
-        <w:rPr>
-          <w:rStyle w:val="TeamReview"/>
-        </w:rPr>
-        <w:t xml:space="preserve"> </w:t>
-      </w:r>
-      <w:r>
-        <w:rPr>
-          <w:rStyle w:val="TeamReview"/>
-        </w:rPr>
-        <w:t xml:space="preserve">fails on the cube, we use OCBench’s shorter lite variant</w:t>
-      </w:r>
-      <w:r>
-        <w:t xml:space="preserve">. If alignment hurts, we report negative transfer; optional experiments (D, e) go</w:t>
-      </w:r>
-      <w:r>
-        <w:t xml:space="preserve"> </w:t>
-      </w:r>
-      <w:r>
-        <w:t xml:space="preserve">first if time runs short.</w:t>
+        <w:t xml:space="preserve">;</w:t>
+      </w:r>
+      <w:r>
+        <w:t xml:space="preserve"> </w:t>
+      </w:r>
+      <w:r>
+        <w:t xml:space="preserve">per-component errors test whether actions remain readable from arm motion. If experts</w:t>
+      </w:r>
+      <w:r>
+        <w:t xml:space="preserve"> </w:t>
+      </w:r>
+      <w:r>
+        <w:t xml:space="preserve">fail, adjust objects or grasps; if cube-only ACT fails on the cube, use OCBench’s</w:t>
+      </w:r>
+      <w:r>
+        <w:t xml:space="preserve"> </w:t>
+      </w:r>
+      <w:r>
+        <w:t xml:space="preserve">shorter lite task. We report negative transfer if alignment hurts. If time runs short,</w:t>
+      </w:r>
+      <w:r>
+        <w:t xml:space="preserve"> </w:t>
+      </w:r>
+      <w:r>
+        <w:t xml:space="preserve">drop target D and policy-alignment experiment (f); oracle (d) remains mandatory for R4.</w:t>
       </w:r>
     </w:p>
     <w:p>
@@ -2057,9 +1658,9 @@
         <w:tblLook w:firstRow="1" w:lastRow="0" w:firstColumn="0" w:lastColumn="0" w:noHBand="0" w:noVBand="0" w:val="0020"/>
       </w:tblPr>
       <w:tblGrid>
-        <w:gridCol w:w="1148"/>
-        <w:gridCol w:w="2055"/>
-        <w:gridCol w:w="4715"/>
+        <w:gridCol w:w="1647"/>
+        <w:gridCol w:w="2027"/>
+        <w:gridCol w:w="4245"/>
       </w:tblGrid>
       <w:tr>
         <w:trPr>
@@ -2135,10 +1736,7 @@
               <w:jc w:val="left"/>
             </w:pPr>
             <w:r>
-              <w:rPr>
-                <w:rStyle w:val="TeamName"/>
-              </w:rPr>
-              <w:t xml:space="preserve">MEMBER 1</w:t>
+              <w:t xml:space="preserve">Brik Meza</w:t>
             </w:r>
           </w:p>
         </w:tc>
@@ -2176,10 +1774,7 @@
               <w:jc w:val="left"/>
             </w:pPr>
             <w:r>
-              <w:rPr>
-                <w:rStyle w:val="TeamName"/>
-              </w:rPr>
-              <w:t xml:space="preserve">MEMBER 2</w:t>
+              <w:t xml:space="preserve">Myriam Dardour</w:t>
             </w:r>
           </w:p>
         </w:tc>
@@ -2217,10 +1812,7 @@
               <w:jc w:val="left"/>
             </w:pPr>
             <w:r>
-              <w:rPr>
-                <w:rStyle w:val="TeamName"/>
-              </w:rPr>
-              <w:t xml:space="preserve">MEMBER 3</w:t>
+              <w:t xml:space="preserve">Zheng Ye Zhang</w:t>
             </w:r>
           </w:p>
         </w:tc>
@@ -2258,10 +1850,7 @@
               <w:jc w:val="left"/>
             </w:pPr>
             <w:r>
-              <w:rPr>
-                <w:rStyle w:val="TeamName"/>
-              </w:rPr>
-              <w:t xml:space="preserve">MEMBER 4</w:t>
+              <w:t xml:space="preserve">Gonzalo Millán García</w:t>
             </w:r>
           </w:p>
         </w:tc>
@@ -2293,6 +1882,7 @@
     </w:tbl>
     <w:p>
       <w:pPr>
+        <w:pageBreakBefore/>
         <w:pStyle w:val="BodyText"/>
       </w:pPr>
       <w:r>
@@ -2306,7 +1896,7 @@
         <w:t xml:space="preserve"> </w:t>
       </w:r>
       <w:r>
-        <w:t xml:space="preserve">Codex (OpenAI) and Claude Code</w:t>
+        <w:t xml:space="preserve">ChatGPT (OpenAI) and Claude</w:t>
       </w:r>
       <w:r>
         <w:t xml:space="preserve"> </w:t>
@@ -2330,7 +1920,7 @@
         <w:t xml:space="preserve"> </w:t>
       </w:r>
       <w:r>
-        <w:t xml:space="preserve">the original sources.</w:t>
+        <w:t xml:space="preserve">the sources.</w:t>
       </w:r>
     </w:p>
     <w:p>
@@ -2341,7 +1931,7 @@
         <w:t xml:space="preserve">References</w:t>
       </w:r>
     </w:p>
-    <w:bookmarkStart w:id="17" w:name="ref_1"/>
+    <w:bookmarkStart w:id="18" w:name="ref_1"/>
     <w:p>
       <w:pPr>
         <w:pStyle w:val="Bibliography"/>
@@ -2373,7 +1963,7 @@
       <w:r>
         <w:t xml:space="preserve"> </w:t>
       </w:r>
-      <w:hyperlink r:id="rId16">
+      <w:hyperlink r:id="rId17">
         <w:r>
           <w:rPr>
             <w:rStyle w:val="Hyperlink"/>
@@ -2382,8 +1972,8 @@
         </w:r>
       </w:hyperlink>
     </w:p>
-    <w:bookmarkEnd w:id="17"/>
-    <w:bookmarkStart w:id="19" w:name="ref_2"/>
+    <w:bookmarkEnd w:id="18"/>
+    <w:bookmarkStart w:id="20" w:name="ref_2"/>
     <w:p>
       <w:pPr>
         <w:pStyle w:val="Bibliography"/>
@@ -2447,7 +2037,7 @@
       <w:r>
         <w:t xml:space="preserve"> </w:t>
       </w:r>
-      <w:hyperlink r:id="rId18">
+      <w:hyperlink r:id="rId19">
         <w:r>
           <w:rPr>
             <w:rStyle w:val="Hyperlink"/>
@@ -2456,14 +2046,72 @@
         </w:r>
       </w:hyperlink>
     </w:p>
-    <w:bookmarkEnd w:id="19"/>
-    <w:bookmarkStart w:id="21" w:name="ref_3"/>
+    <w:bookmarkEnd w:id="20"/>
+    <w:bookmarkStart w:id="22" w:name="ref_3"/>
     <w:p>
       <w:pPr>
         <w:pStyle w:val="Bibliography"/>
       </w:pPr>
       <w:r>
         <w:t xml:space="preserve">[3]</w:t>
+      </w:r>
+      <w:r>
+        <w:t xml:space="preserve"> </w:t>
+      </w:r>
+      <w:r>
+        <w:t xml:space="preserve">	</w:t>
+      </w:r>
+      <w:r>
+        <w:t xml:space="preserve">T. Z. Zhao, V. Kumar, S. Levine, and C. Finn,</w:t>
+      </w:r>
+      <w:r>
+        <w:t xml:space="preserve"> </w:t>
+      </w:r>
+      <w:r>
+        <w:t xml:space="preserve">“Learning fine-grained bimanual manipulation with low-cost hardware,”</w:t>
+      </w:r>
+      <w:r>
+        <w:t xml:space="preserve"> </w:t>
+      </w:r>
+      <w:r>
+        <w:t xml:space="preserve">in</w:t>
+      </w:r>
+      <w:r>
+        <w:t xml:space="preserve"> </w:t>
+      </w:r>
+      <w:r>
+        <w:rPr>
+          <w:i/>
+          <w:iCs/>
+        </w:rPr>
+        <w:t xml:space="preserve">Robotics: Science and systems (RSS)</w:t>
+      </w:r>
+      <w:r>
+        <w:t xml:space="preserve">, 2023. doi:</w:t>
+      </w:r>
+      <w:r>
+        <w:t xml:space="preserve"> </w:t>
+      </w:r>
+      <w:hyperlink r:id="rId21">
+        <w:r>
+          <w:rPr>
+            <w:rStyle w:val="Hyperlink"/>
+          </w:rPr>
+          <w:t xml:space="preserve">10.15607/RSS.2023.XIX.016</w:t>
+        </w:r>
+      </w:hyperlink>
+      <w:r>
+        <w:t xml:space="preserve">.</w:t>
+      </w:r>
+    </w:p>
+    <w:bookmarkEnd w:id="22"/>
+    <w:bookmarkStart w:id="24" w:name="ref_4"/>
+    <w:p>
+      <w:pPr>
+        <w:pStyle w:val="Bibliography"/>
+      </w:pPr>
+      <w:r>
+        <w:t xml:space="preserve">[4]</w:t>
       </w:r>
       <w:r>
         <w:t xml:space="preserve"> </w:t>
@@ -2521,23 +2169,23 @@
       <w:r>
         <w:t xml:space="preserve"> </w:t>
       </w:r>
-      <w:hyperlink r:id="rId20">
+      <w:hyperlink r:id="rId23">
         <w:r>
           <w:rPr>
             <w:rStyle w:val="Hyperlink"/>
           </w:rPr>
-          <w:t xml:space="preserve">https://arxiv.org/abs/2505.12705</w:t>
+          <w:t xml:space="preserve">https://proceedings.mlr.press/v305/jang25a.html</w:t>
         </w:r>
       </w:hyperlink>
     </w:p>
-    <w:bookmarkEnd w:id="21"/>
-    <w:bookmarkStart w:id="23" w:name="ref_4"/>
+    <w:bookmarkEnd w:id="24"/>
+    <w:bookmarkStart w:id="26" w:name="ref_5"/>
     <w:p>
       <w:pPr>
         <w:pStyle w:val="Bibliography"/>
       </w:pPr>
       <w:r>
-        <w:t xml:space="preserve">[4]</w:t>
+        <w:t xml:space="preserve">[5]</w:t>
       </w:r>
       <w:r>
         <w:t xml:space="preserve"> </w:t>
@@ -2576,7 +2224,7 @@
       <w:r>
         <w:t xml:space="preserve"> </w:t>
       </w:r>
-      <w:hyperlink r:id="rId22">
+      <w:hyperlink r:id="rId25">
         <w:r>
           <w:rPr>
             <w:rStyle w:val="Hyperlink"/>
@@ -2585,14 +2233,14 @@
         </w:r>
       </w:hyperlink>
     </w:p>
-    <w:bookmarkEnd w:id="23"/>
-    <w:bookmarkStart w:id="25" w:name="ref_5"/>
+    <w:bookmarkEnd w:id="26"/>
+    <w:bookmarkStart w:id="28" w:name="ref_6"/>
     <w:p>
       <w:pPr>
         <w:pStyle w:val="Bibliography"/>
       </w:pPr>
       <w:r>
-        <w:t xml:space="preserve">[5]</w:t>
+        <w:t xml:space="preserve">[6]</w:t>
       </w:r>
       <w:r>
         <w:t xml:space="preserve"> </w:t>
@@ -2631,7 +2279,7 @@
       <w:r>
         <w:t xml:space="preserve"> </w:t>
       </w:r>
-      <w:hyperlink r:id="rId24">
+      <w:hyperlink r:id="rId27">
         <w:r>
           <w:rPr>
             <w:rStyle w:val="Hyperlink"/>
@@ -2640,14 +2288,14 @@
         </w:r>
       </w:hyperlink>
     </w:p>
-    <w:bookmarkEnd w:id="25"/>
-    <w:bookmarkStart w:id="27" w:name="ref_6"/>
+    <w:bookmarkEnd w:id="28"/>
+    <w:bookmarkStart w:id="30" w:name="ref_7"/>
     <w:p>
       <w:pPr>
         <w:pStyle w:val="Bibliography"/>
       </w:pPr>
       <w:r>
-        <w:t xml:space="preserve">[6]</w:t>
+        <w:t xml:space="preserve">[7]</w:t>
       </w:r>
       <w:r>
         <w:t xml:space="preserve"> </w:t>
@@ -2717,7 +2365,7 @@
       <w:r>
         <w:t xml:space="preserve"> </w:t>
       </w:r>
-      <w:hyperlink r:id="rId26">
+      <w:hyperlink r:id="rId29">
         <w:r>
           <w:rPr>
             <w:rStyle w:val="Hyperlink"/>
@@ -2726,14 +2374,14 @@
         </w:r>
       </w:hyperlink>
     </w:p>
-    <w:bookmarkEnd w:id="27"/>
-    <w:bookmarkStart w:id="29" w:name="ref_7"/>
+    <w:bookmarkEnd w:id="30"/>
+    <w:bookmarkStart w:id="32" w:name="ref_8"/>
     <w:p>
       <w:pPr>
         <w:pStyle w:val="Bibliography"/>
       </w:pPr>
       <w:r>
-        <w:t xml:space="preserve">[7]</w:t>
+        <w:t xml:space="preserve">[8]</w:t>
       </w:r>
       <w:r>
         <w:t xml:space="preserve"> </w:t>
@@ -2779,7 +2427,7 @@
       <w:r>
         <w:t xml:space="preserve"> </w:t>
       </w:r>
-      <w:hyperlink r:id="rId28">
+      <w:hyperlink r:id="rId31">
         <w:r>
           <w:rPr>
             <w:rStyle w:val="Hyperlink"/>
@@ -2788,14 +2436,14 @@
         </w:r>
       </w:hyperlink>
     </w:p>
-    <w:bookmarkEnd w:id="29"/>
-    <w:bookmarkStart w:id="31" w:name="ref_8"/>
+    <w:bookmarkEnd w:id="32"/>
+    <w:bookmarkStart w:id="34" w:name="ref_9"/>
     <w:p>
       <w:pPr>
         <w:pStyle w:val="Bibliography"/>
       </w:pPr>
       <w:r>
-        <w:t xml:space="preserve">[8]</w:t>
+        <w:t xml:space="preserve">[9]</w:t>
       </w:r>
       <w:r>
         <w:t xml:space="preserve"> </w:t>
@@ -2829,12 +2477,12 @@
         <w:t xml:space="preserve">Proceedings of the 36th international conference on machine learning</w:t>
       </w:r>
       <w:r>
-        <w:t xml:space="preserve">, in Proceedings of machine learning research, vol. 97. 2019. Available:</w:t>
-      </w:r>
-      <w:r>
-        <w:t xml:space="preserve"> </w:t>
-      </w:r>
-      <w:hyperlink r:id="rId30">
+        <w:t xml:space="preserve">, in Proceedings of machine learning research, vol. 97. 2019, pp. 7523–7532. Available:</w:t>
+      </w:r>
+      <w:r>
+        <w:t xml:space="preserve"> </w:t>
+      </w:r>
+      <w:hyperlink r:id="rId33">
         <w:r>
           <w:rPr>
             <w:rStyle w:val="Hyperlink"/>
@@ -2843,10 +2491,10 @@
         </w:r>
       </w:hyperlink>
     </w:p>
-    <w:bookmarkEnd w:id="31"/>
+    <w:bookmarkEnd w:id="34"/>
     <w:sectPr>
       <w:pgSz w:w="12240" w:h="15840"/>
-      <w:pgMar w:top="1440" w:right="2160" w:bottom="1440" w:left="2160" w:header="720" w:footer="720" w:gutter="0"/>
+      <w:pgMar w:top="1440" w:right="2160" w:bottom="1080" w:left="2160" w:header="720" w:footer="720" w:gutter="0"/>
     </w:sectPr>
   </w:body>
 </w:document>
@@ -2989,7 +2637,7 @@
     <w:qFormat/>
     <w:pPr>
       <w:jc w:val="both"/>
-      <w:spacing w:before="0" w:after="80"/>
+      <w:spacing w:before="0" w:after="20"/>
     </w:pPr>
   </w:style>
   <w:style w:type="paragraph" w:customStyle="1" w:styleId="FirstParagraph">
@@ -3007,7 +2655,7 @@
     <w:qFormat/>
     <w:pPr>
       <w:jc w:val="both"/>
-      <w:spacing w:before="0" w:after="80"/>
+      <w:spacing w:before="0" w:after="0"/>
     </w:pPr>
   </w:style>
   <w:style w:type="paragraph" w:styleId="Title">
@@ -3019,7 +2667,7 @@
     <w:qFormat/>
     <w:rsid w:val="00A10FD9"/>
     <w:pPr>
-      <w:spacing w:before="160" w:after="20"/>
+      <w:spacing w:before="0" w:after="80"/>
       <w:contextualSpacing/>
       <w:jc w:val="center"/>
     </w:pPr>
@@ -3084,6 +2732,7 @@
     <w:next w:val="BodyText"/>
     <w:qFormat/>
     <w:pPr>
+      <w:spacing w:before="0" w:after="80"/>
       <w:keepNext/>
       <w:keepLines/>
     </w:pPr>
@@ -3161,7 +2810,7 @@
     <w:pPr>
       <w:keepNext/>
       <w:keepLines/>
-      <w:spacing w:before="160" w:after="20"/>
+      <w:spacing w:before="80" w:after="20"/>
       <w:outlineLvl w:val="0"/>
     </w:pPr>
     <w:rPr>
